--- a/Modulo17_Resumen.docx
+++ b/Modulo17_Resumen.docx
@@ -9,12 +9,12 @@
       </w:pPr>
       <w:r>
         <w:rPr>
-          <w:rFonts w:ascii="Calibri" w:cs="Calibri" w:eastAsia="Calibri" w:hAnsi="Calibri"/>
-          <w:b/>
-          <w:bCs/>
-          <w:color w:val="1F4E79"/>
-          <w:sz w:val="40"/>
-          <w:szCs w:val="40"/>
+          <w:rFonts w:ascii="Arial" w:cs="Arial" w:eastAsia="Arial" w:hAnsi="Arial"/>
+          <w:b/>
+          <w:bCs/>
+          <w:color w:val="000000"/>
+          <w:sz w:val="24"/>
+          <w:szCs w:val="24"/>
         </w:rPr>
         <w:t xml:space="preserve">Módulo 17: Seguridad en la nube</w:t>
       </w:r>
@@ -26,10 +26,8 @@
       </w:pPr>
       <w:r>
         <w:rPr>
-          <w:rFonts w:ascii="Calibri" w:cs="Calibri" w:eastAsia="Calibri" w:hAnsi="Calibri"/>
-          <w:i/>
-          <w:iCs/>
-          <w:color w:val="595959"/>
+          <w:rFonts w:ascii="Arial" w:cs="Arial" w:eastAsia="Arial" w:hAnsi="Arial"/>
+          <w:color w:val="000000"/>
           <w:sz w:val="24"/>
           <w:szCs w:val="24"/>
         </w:rPr>
@@ -38,27 +36,29 @@
     </w:p>
     <w:p>
       <w:pPr>
-        <w:pStyle w:val="Heading1"/>
         <w:pBdr>
-          <w:bottom w:val="single" w:color="1F4E79" w:sz="8" w:space="2"/>
+          <w:bottom w:val="single" w:color="000000" w:sz="8" w:space="2"/>
         </w:pBdr>
         <w:spacing w:after="120" w:before="280"/>
       </w:pPr>
       <w:r>
         <w:rPr>
-          <w:rFonts w:ascii="Calibri" w:cs="Calibri" w:eastAsia="Calibri" w:hAnsi="Calibri"/>
+          <w:rFonts w:ascii="Arial" w:cs="Arial" w:eastAsia="Arial" w:hAnsi="Arial"/>
+          <w:b/>
+          <w:bCs/>
         </w:rPr>
         <w:t xml:space="preserve">1. Virtualización y computación en la nube</w:t>
       </w:r>
     </w:p>
     <w:p>
       <w:pPr>
-        <w:pStyle w:val="Heading3"/>
         <w:spacing w:after="80" w:before="160"/>
       </w:pPr>
       <w:r>
         <w:rPr>
-          <w:rFonts w:ascii="Calibri" w:cs="Calibri" w:eastAsia="Calibri" w:hAnsi="Calibri"/>
+          <w:rFonts w:ascii="Arial" w:cs="Arial" w:eastAsia="Arial" w:hAnsi="Arial"/>
+          <w:b/>
+          <w:bCs/>
         </w:rPr>
         <w:t xml:space="preserve">Hipervisor</w:t>
       </w:r>
@@ -74,13 +74,13 @@
       </w:pPr>
       <w:r>
         <w:rPr>
-          <w:rFonts w:ascii="Calibri" w:cs="Calibri" w:eastAsia="Calibri" w:hAnsi="Calibri"/>
+          <w:rFonts w:ascii="Arial" w:cs="Arial" w:eastAsia="Arial" w:hAnsi="Arial"/>
         </w:rPr>
         <w:t xml:space="preserve">Programa de </w:t>
       </w:r>
       <w:r>
         <w:rPr>
-          <w:rFonts w:ascii="Calibri" w:cs="Calibri" w:eastAsia="Calibri" w:hAnsi="Calibri"/>
+          <w:rFonts w:ascii="Arial" w:cs="Arial" w:eastAsia="Arial" w:hAnsi="Arial"/>
           <w:b/>
           <w:bCs/>
         </w:rPr>
@@ -88,13 +88,13 @@
       </w:r>
       <w:r>
         <w:rPr>
-          <w:rFonts w:ascii="Calibri" w:cs="Calibri" w:eastAsia="Calibri" w:hAnsi="Calibri"/>
+          <w:rFonts w:ascii="Arial" w:cs="Arial" w:eastAsia="Arial" w:hAnsi="Arial"/>
         </w:rPr>
         <w:t xml:space="preserve"> que corre varios </w:t>
       </w:r>
       <w:r>
         <w:rPr>
-          <w:rFonts w:ascii="Calibri" w:cs="Calibri" w:eastAsia="Calibri" w:hAnsi="Calibri"/>
+          <w:rFonts w:ascii="Arial" w:cs="Arial" w:eastAsia="Arial" w:hAnsi="Arial"/>
           <w:b/>
           <w:bCs/>
         </w:rPr>
@@ -102,7 +102,7 @@
       </w:r>
       <w:r>
         <w:rPr>
-          <w:rFonts w:ascii="Calibri" w:cs="Calibri" w:eastAsia="Calibri" w:hAnsi="Calibri"/>
+          <w:rFonts w:ascii="Arial" w:cs="Arial" w:eastAsia="Arial" w:hAnsi="Arial"/>
         </w:rPr>
         <w:t xml:space="preserve">.</w:t>
       </w:r>
@@ -131,12 +131,12 @@
           <w:tcPr>
             <w:tcW w:type="dxa" w:w="2400"/>
             <w:tcBorders>
-              <w:top w:val="single" w:color="BFBFBF" w:sz="4"/>
-              <w:left w:val="single" w:color="BFBFBF" w:sz="4"/>
-              <w:bottom w:val="single" w:color="BFBFBF" w:sz="4"/>
-              <w:right w:val="single" w:color="BFBFBF" w:sz="4"/>
+              <w:top w:val="single" w:color="000000" w:sz="4"/>
+              <w:left w:val="single" w:color="000000" w:sz="4"/>
+              <w:bottom w:val="single" w:color="000000" w:sz="4"/>
+              <w:right w:val="single" w:color="000000" w:sz="4"/>
             </w:tcBorders>
-            <w:shd w:fill="1F4E79" w:val="clear"/>
+            <w:shd w:fill="D9D9D9" w:val="clear"/>
             <w:tcMar>
               <w:top w:type="dxa" w:w="60"/>
               <w:left w:type="dxa" w:w="100"/>
@@ -147,10 +147,10 @@
           <w:p>
             <w:r>
               <w:rPr>
-                <w:rFonts w:ascii="Calibri" w:cs="Calibri" w:eastAsia="Calibri" w:hAnsi="Calibri"/>
+                <w:rFonts w:ascii="Arial" w:cs="Arial" w:eastAsia="Arial" w:hAnsi="Arial"/>
                 <w:b/>
                 <w:bCs/>
-                <w:color w:val="FFFFFF"/>
+                <w:color w:val="000000"/>
               </w:rPr>
               <w:t xml:space="preserve">Tipo</w:t>
             </w:r>
@@ -160,12 +160,12 @@
           <w:tcPr>
             <w:tcW w:type="dxa" w:w="6960"/>
             <w:tcBorders>
-              <w:top w:val="single" w:color="BFBFBF" w:sz="4"/>
-              <w:left w:val="single" w:color="BFBFBF" w:sz="4"/>
-              <w:bottom w:val="single" w:color="BFBFBF" w:sz="4"/>
-              <w:right w:val="single" w:color="BFBFBF" w:sz="4"/>
+              <w:top w:val="single" w:color="000000" w:sz="4"/>
+              <w:left w:val="single" w:color="000000" w:sz="4"/>
+              <w:bottom w:val="single" w:color="000000" w:sz="4"/>
+              <w:right w:val="single" w:color="000000" w:sz="4"/>
             </w:tcBorders>
-            <w:shd w:fill="1F4E79" w:val="clear"/>
+            <w:shd w:fill="D9D9D9" w:val="clear"/>
             <w:tcMar>
               <w:top w:type="dxa" w:w="60"/>
               <w:left w:type="dxa" w:w="100"/>
@@ -176,10 +176,10 @@
           <w:p>
             <w:r>
               <w:rPr>
-                <w:rFonts w:ascii="Calibri" w:cs="Calibri" w:eastAsia="Calibri" w:hAnsi="Calibri"/>
+                <w:rFonts w:ascii="Arial" w:cs="Arial" w:eastAsia="Arial" w:hAnsi="Arial"/>
                 <w:b/>
                 <w:bCs/>
-                <w:color w:val="FFFFFF"/>
+                <w:color w:val="000000"/>
               </w:rPr>
               <w:t xml:space="preserve">Qué es</w:t>
             </w:r>
@@ -191,10 +191,10 @@
           <w:tcPr>
             <w:tcW w:type="dxa" w:w="2400"/>
             <w:tcBorders>
-              <w:top w:val="single" w:color="BFBFBF" w:sz="4"/>
-              <w:left w:val="single" w:color="BFBFBF" w:sz="4"/>
-              <w:bottom w:val="single" w:color="BFBFBF" w:sz="4"/>
-              <w:right w:val="single" w:color="BFBFBF" w:sz="4"/>
+              <w:top w:val="single" w:color="000000" w:sz="4"/>
+              <w:left w:val="single" w:color="000000" w:sz="4"/>
+              <w:bottom w:val="single" w:color="000000" w:sz="4"/>
+              <w:right w:val="single" w:color="000000" w:sz="4"/>
             </w:tcBorders>
             <w:shd w:fill="FFFFFF" w:val="clear"/>
             <w:tcMar>
@@ -207,7 +207,7 @@
           <w:p>
             <w:r>
               <w:rPr>
-                <w:rFonts w:ascii="Calibri" w:cs="Calibri" w:eastAsia="Calibri" w:hAnsi="Calibri"/>
+                <w:rFonts w:ascii="Arial" w:cs="Arial" w:eastAsia="Arial" w:hAnsi="Arial"/>
                 <w:b/>
                 <w:bCs/>
               </w:rPr>
@@ -219,10 +219,10 @@
           <w:tcPr>
             <w:tcW w:type="dxa" w:w="6960"/>
             <w:tcBorders>
-              <w:top w:val="single" w:color="BFBFBF" w:sz="4"/>
-              <w:left w:val="single" w:color="BFBFBF" w:sz="4"/>
-              <w:bottom w:val="single" w:color="BFBFBF" w:sz="4"/>
-              <w:right w:val="single" w:color="BFBFBF" w:sz="4"/>
+              <w:top w:val="single" w:color="000000" w:sz="4"/>
+              <w:left w:val="single" w:color="000000" w:sz="4"/>
+              <w:bottom w:val="single" w:color="000000" w:sz="4"/>
+              <w:right w:val="single" w:color="000000" w:sz="4"/>
             </w:tcBorders>
             <w:shd w:fill="FFFFFF" w:val="clear"/>
             <w:tcMar>
@@ -235,13 +235,13 @@
           <w:p>
             <w:r>
               <w:rPr>
-                <w:rFonts w:ascii="Calibri" w:cs="Calibri" w:eastAsia="Calibri" w:hAnsi="Calibri"/>
+                <w:rFonts w:ascii="Arial" w:cs="Arial" w:eastAsia="Arial" w:hAnsi="Arial"/>
               </w:rPr>
               <w:t xml:space="preserve">Virtualización por </w:t>
             </w:r>
             <w:r>
               <w:rPr>
-                <w:rFonts w:ascii="Calibri" w:cs="Calibri" w:eastAsia="Calibri" w:hAnsi="Calibri"/>
+                <w:rFonts w:ascii="Arial" w:cs="Arial" w:eastAsia="Arial" w:hAnsi="Arial"/>
                 <w:b/>
                 <w:bCs/>
               </w:rPr>
@@ -255,10 +255,10 @@
           <w:tcPr>
             <w:tcW w:type="dxa" w:w="2400"/>
             <w:tcBorders>
-              <w:top w:val="single" w:color="BFBFBF" w:sz="4"/>
-              <w:left w:val="single" w:color="BFBFBF" w:sz="4"/>
-              <w:bottom w:val="single" w:color="BFBFBF" w:sz="4"/>
-              <w:right w:val="single" w:color="BFBFBF" w:sz="4"/>
+              <w:top w:val="single" w:color="000000" w:sz="4"/>
+              <w:left w:val="single" w:color="000000" w:sz="4"/>
+              <w:bottom w:val="single" w:color="000000" w:sz="4"/>
+              <w:right w:val="single" w:color="000000" w:sz="4"/>
             </w:tcBorders>
             <w:shd w:fill="FFFFFF" w:val="clear"/>
             <w:tcMar>
@@ -271,7 +271,7 @@
           <w:p>
             <w:r>
               <w:rPr>
-                <w:rFonts w:ascii="Calibri" w:cs="Calibri" w:eastAsia="Calibri" w:hAnsi="Calibri"/>
+                <w:rFonts w:ascii="Arial" w:cs="Arial" w:eastAsia="Arial" w:hAnsi="Arial"/>
                 <w:b/>
                 <w:bCs/>
               </w:rPr>
@@ -283,10 +283,10 @@
           <w:tcPr>
             <w:tcW w:type="dxa" w:w="6960"/>
             <w:tcBorders>
-              <w:top w:val="single" w:color="BFBFBF" w:sz="4"/>
-              <w:left w:val="single" w:color="BFBFBF" w:sz="4"/>
-              <w:bottom w:val="single" w:color="BFBFBF" w:sz="4"/>
-              <w:right w:val="single" w:color="BFBFBF" w:sz="4"/>
+              <w:top w:val="single" w:color="000000" w:sz="4"/>
+              <w:left w:val="single" w:color="000000" w:sz="4"/>
+              <w:bottom w:val="single" w:color="000000" w:sz="4"/>
+              <w:right w:val="single" w:color="000000" w:sz="4"/>
             </w:tcBorders>
             <w:shd w:fill="FFFFFF" w:val="clear"/>
             <w:tcMar>
@@ -299,13 +299,13 @@
           <w:p>
             <w:r>
               <w:rPr>
-                <w:rFonts w:ascii="Calibri" w:cs="Calibri" w:eastAsia="Calibri" w:hAnsi="Calibri"/>
+                <w:rFonts w:ascii="Arial" w:cs="Arial" w:eastAsia="Arial" w:hAnsi="Arial"/>
               </w:rPr>
               <w:t xml:space="preserve">Virtualización en </w:t>
             </w:r>
             <w:r>
               <w:rPr>
-                <w:rFonts w:ascii="Calibri" w:cs="Calibri" w:eastAsia="Calibri" w:hAnsi="Calibri"/>
+                <w:rFonts w:ascii="Arial" w:cs="Arial" w:eastAsia="Arial" w:hAnsi="Arial"/>
                 <w:b/>
                 <w:bCs/>
               </w:rPr>
@@ -322,12 +322,13 @@
     </w:p>
     <w:p>
       <w:pPr>
-        <w:pStyle w:val="Heading3"/>
         <w:spacing w:after="80" w:before="160"/>
       </w:pPr>
       <w:r>
         <w:rPr>
-          <w:rFonts w:ascii="Calibri" w:cs="Calibri" w:eastAsia="Calibri" w:hAnsi="Calibri"/>
+          <w:rFonts w:ascii="Arial" w:cs="Arial" w:eastAsia="Arial" w:hAnsi="Arial"/>
+          <w:b/>
+          <w:bCs/>
         </w:rPr>
         <w:t xml:space="preserve">Computación en la nube</w:t>
       </w:r>
@@ -343,13 +344,13 @@
       </w:pPr>
       <w:r>
         <w:rPr>
-          <w:rFonts w:ascii="Calibri" w:cs="Calibri" w:eastAsia="Calibri" w:hAnsi="Calibri"/>
+          <w:rFonts w:ascii="Arial" w:cs="Arial" w:eastAsia="Arial" w:hAnsi="Arial"/>
         </w:rPr>
         <w:t xml:space="preserve">Las tecnologías de la nube permiten acceder por Internet a la </w:t>
       </w:r>
       <w:r>
         <w:rPr>
-          <w:rFonts w:ascii="Calibri" w:cs="Calibri" w:eastAsia="Calibri" w:hAnsi="Calibri"/>
+          <w:rFonts w:ascii="Arial" w:cs="Arial" w:eastAsia="Arial" w:hAnsi="Arial"/>
           <w:b/>
           <w:bCs/>
         </w:rPr>
@@ -357,7 +358,7 @@
       </w:r>
       <w:r>
         <w:rPr>
-          <w:rFonts w:ascii="Calibri" w:cs="Calibri" w:eastAsia="Calibri" w:hAnsi="Calibri"/>
+          <w:rFonts w:ascii="Arial" w:cs="Arial" w:eastAsia="Arial" w:hAnsi="Arial"/>
         </w:rPr>
         <w:t xml:space="preserve">.</w:t>
       </w:r>
@@ -373,13 +374,13 @@
       </w:pPr>
       <w:r>
         <w:rPr>
-          <w:rFonts w:ascii="Calibri" w:cs="Calibri" w:eastAsia="Calibri" w:hAnsi="Calibri"/>
+          <w:rFonts w:ascii="Arial" w:cs="Arial" w:eastAsia="Arial" w:hAnsi="Arial"/>
         </w:rPr>
         <w:t xml:space="preserve">Los 3 modelos de servicio principales: </w:t>
       </w:r>
       <w:r>
         <w:rPr>
-          <w:rFonts w:ascii="Calibri" w:cs="Calibri" w:eastAsia="Calibri" w:hAnsi="Calibri"/>
+          <w:rFonts w:ascii="Arial" w:cs="Arial" w:eastAsia="Arial" w:hAnsi="Arial"/>
           <w:b/>
           <w:bCs/>
         </w:rPr>
@@ -387,7 +388,7 @@
       </w:r>
       <w:r>
         <w:rPr>
-          <w:rFonts w:ascii="Calibri" w:cs="Calibri" w:eastAsia="Calibri" w:hAnsi="Calibri"/>
+          <w:rFonts w:ascii="Arial" w:cs="Arial" w:eastAsia="Arial" w:hAnsi="Arial"/>
         </w:rPr>
         <w:t xml:space="preserve">.</w:t>
       </w:r>
@@ -403,13 +404,13 @@
       </w:pPr>
       <w:r>
         <w:rPr>
-          <w:rFonts w:ascii="Calibri" w:cs="Calibri" w:eastAsia="Calibri" w:hAnsi="Calibri"/>
+          <w:rFonts w:ascii="Arial" w:cs="Arial" w:eastAsia="Arial" w:hAnsi="Arial"/>
         </w:rPr>
         <w:t xml:space="preserve">Las clasificaciones se basan en </w:t>
       </w:r>
       <w:r>
         <w:rPr>
-          <w:rFonts w:ascii="Calibri" w:cs="Calibri" w:eastAsia="Calibri" w:hAnsi="Calibri"/>
+          <w:rFonts w:ascii="Arial" w:cs="Arial" w:eastAsia="Arial" w:hAnsi="Arial"/>
           <w:b/>
           <w:bCs/>
         </w:rPr>
@@ -417,13 +418,13 @@
       </w:r>
       <w:r>
         <w:rPr>
-          <w:rFonts w:ascii="Calibri" w:cs="Calibri" w:eastAsia="Calibri" w:hAnsi="Calibri"/>
+          <w:rFonts w:ascii="Arial" w:cs="Arial" w:eastAsia="Arial" w:hAnsi="Arial"/>
         </w:rPr>
         <w:t xml:space="preserve"> los modelos de servicio: nubes </w:t>
       </w:r>
       <w:r>
         <w:rPr>
-          <w:rFonts w:ascii="Calibri" w:cs="Calibri" w:eastAsia="Calibri" w:hAnsi="Calibri"/>
+          <w:rFonts w:ascii="Arial" w:cs="Arial" w:eastAsia="Arial" w:hAnsi="Arial"/>
           <w:b/>
           <w:bCs/>
         </w:rPr>
@@ -431,19 +432,20 @@
       </w:r>
       <w:r>
         <w:rPr>
-          <w:rFonts w:ascii="Calibri" w:cs="Calibri" w:eastAsia="Calibri" w:hAnsi="Calibri"/>
+          <w:rFonts w:ascii="Arial" w:cs="Arial" w:eastAsia="Arial" w:hAnsi="Arial"/>
         </w:rPr>
         <w:t xml:space="preserve">.</w:t>
       </w:r>
     </w:p>
     <w:p>
       <w:pPr>
-        <w:pStyle w:val="Heading3"/>
         <w:spacing w:after="80" w:before="160"/>
       </w:pPr>
       <w:r>
         <w:rPr>
-          <w:rFonts w:ascii="Calibri" w:cs="Calibri" w:eastAsia="Calibri" w:hAnsi="Calibri"/>
+          <w:rFonts w:ascii="Arial" w:cs="Arial" w:eastAsia="Arial" w:hAnsi="Arial"/>
+          <w:b/>
+          <w:bCs/>
         </w:rPr>
         <w:t xml:space="preserve">Amenazas propias de la nube</w:t>
       </w:r>
@@ -459,7 +461,7 @@
       </w:pPr>
       <w:r>
         <w:rPr>
-          <w:rFonts w:ascii="Calibri" w:cs="Calibri" w:eastAsia="Calibri" w:hAnsi="Calibri"/>
+          <w:rFonts w:ascii="Arial" w:cs="Arial" w:eastAsia="Arial" w:hAnsi="Arial"/>
         </w:rPr>
         <w:t xml:space="preserve">Violaciones de datos</w:t>
       </w:r>
@@ -475,7 +477,7 @@
       </w:pPr>
       <w:r>
         <w:rPr>
-          <w:rFonts w:ascii="Calibri" w:cs="Calibri" w:eastAsia="Calibri" w:hAnsi="Calibri"/>
+          <w:rFonts w:ascii="Arial" w:cs="Arial" w:eastAsia="Arial" w:hAnsi="Arial"/>
         </w:rPr>
         <w:t xml:space="preserve">Configuración incorrecta de la nube</w:t>
       </w:r>
@@ -491,7 +493,7 @@
       </w:pPr>
       <w:r>
         <w:rPr>
-          <w:rFonts w:ascii="Calibri" w:cs="Calibri" w:eastAsia="Calibri" w:hAnsi="Calibri"/>
+          <w:rFonts w:ascii="Arial" w:cs="Arial" w:eastAsia="Arial" w:hAnsi="Arial"/>
         </w:rPr>
         <w:t xml:space="preserve">Arquitectura de seguridad deficiente</w:t>
       </w:r>
@@ -507,7 +509,7 @@
       </w:pPr>
       <w:r>
         <w:rPr>
-          <w:rFonts w:ascii="Calibri" w:cs="Calibri" w:eastAsia="Calibri" w:hAnsi="Calibri"/>
+          <w:rFonts w:ascii="Arial" w:cs="Arial" w:eastAsia="Arial" w:hAnsi="Arial"/>
         </w:rPr>
         <w:t xml:space="preserve">Credenciales de cuenta comprometidas</w:t>
       </w:r>
@@ -523,7 +525,7 @@
       </w:pPr>
       <w:r>
         <w:rPr>
-          <w:rFonts w:ascii="Calibri" w:cs="Calibri" w:eastAsia="Calibri" w:hAnsi="Calibri"/>
+          <w:rFonts w:ascii="Arial" w:cs="Arial" w:eastAsia="Arial" w:hAnsi="Arial"/>
         </w:rPr>
         <w:t xml:space="preserve">Amenaza interna</w:t>
       </w:r>
@@ -539,7 +541,7 @@
       </w:pPr>
       <w:r>
         <w:rPr>
-          <w:rFonts w:ascii="Calibri" w:cs="Calibri" w:eastAsia="Calibri" w:hAnsi="Calibri"/>
+          <w:rFonts w:ascii="Arial" w:cs="Arial" w:eastAsia="Arial" w:hAnsi="Arial"/>
         </w:rPr>
         <w:t xml:space="preserve">API o interfaz de usuario de software insegura</w:t>
       </w:r>
@@ -555,22 +557,23 @@
       </w:pPr>
       <w:r>
         <w:rPr>
-          <w:rFonts w:ascii="Calibri" w:cs="Calibri" w:eastAsia="Calibri" w:hAnsi="Calibri"/>
+          <w:rFonts w:ascii="Arial" w:cs="Arial" w:eastAsia="Arial" w:hAnsi="Arial"/>
         </w:rPr>
         <w:t xml:space="preserve">Uso limitado de la nube</w:t>
       </w:r>
     </w:p>
     <w:p>
       <w:pPr>
-        <w:pStyle w:val="Heading1"/>
         <w:pBdr>
-          <w:bottom w:val="single" w:color="1F4E79" w:sz="8" w:space="2"/>
+          <w:bottom w:val="single" w:color="000000" w:sz="8" w:space="2"/>
         </w:pBdr>
         <w:spacing w:after="120" w:before="280"/>
       </w:pPr>
       <w:r>
         <w:rPr>
-          <w:rFonts w:ascii="Calibri" w:cs="Calibri" w:eastAsia="Calibri" w:hAnsi="Calibri"/>
+          <w:rFonts w:ascii="Arial" w:cs="Arial" w:eastAsia="Arial" w:hAnsi="Arial"/>
+          <w:b/>
+          <w:bCs/>
         </w:rPr>
         <w:t xml:space="preserve">2. Los dominios de la seguridad en la nube</w:t>
       </w:r>
@@ -586,13 +589,13 @@
       </w:pPr>
       <w:r>
         <w:rPr>
-          <w:rFonts w:ascii="Calibri" w:cs="Calibri" w:eastAsia="Calibri" w:hAnsi="Calibri"/>
+          <w:rFonts w:ascii="Arial" w:cs="Arial" w:eastAsia="Arial" w:hAnsi="Arial"/>
         </w:rPr>
         <w:t xml:space="preserve">El documento de la </w:t>
       </w:r>
       <w:r>
         <w:rPr>
-          <w:rFonts w:ascii="Calibri" w:cs="Calibri" w:eastAsia="Calibri" w:hAnsi="Calibri"/>
+          <w:rFonts w:ascii="Arial" w:cs="Arial" w:eastAsia="Arial" w:hAnsi="Arial"/>
           <w:b/>
           <w:bCs/>
         </w:rPr>
@@ -600,13 +603,13 @@
       </w:r>
       <w:r>
         <w:rPr>
-          <w:rFonts w:ascii="Calibri" w:cs="Calibri" w:eastAsia="Calibri" w:hAnsi="Calibri"/>
+          <w:rFonts w:ascii="Arial" w:cs="Arial" w:eastAsia="Arial" w:hAnsi="Arial"/>
         </w:rPr>
         <w:t xml:space="preserve"> "Security Guidance for Critical Areas of Focus in Cloud Computing v4" promueve las mejores prácticas para asegurar los </w:t>
       </w:r>
       <w:r>
         <w:rPr>
-          <w:rFonts w:ascii="Calibri" w:cs="Calibri" w:eastAsia="Calibri" w:hAnsi="Calibri"/>
+          <w:rFonts w:ascii="Arial" w:cs="Arial" w:eastAsia="Arial" w:hAnsi="Arial"/>
           <w:b/>
           <w:bCs/>
         </w:rPr>
@@ -614,58 +617,23 @@
       </w:r>
       <w:r>
         <w:rPr>
-          <w:rFonts w:ascii="Calibri" w:cs="Calibri" w:eastAsia="Calibri" w:hAnsi="Calibri"/>
+          <w:rFonts w:ascii="Arial" w:cs="Arial" w:eastAsia="Arial" w:hAnsi="Arial"/>
         </w:rPr>
         <w:t xml:space="preserve"> de la computación en la nube.</w:t>
       </w:r>
     </w:p>
     <w:p>
       <w:pPr>
-        <w:shd w:fill="FEF3C7" w:val="clear"/>
-        <w:spacing w:after="100" w:before="60"/>
-        <w:ind w:left="120" w:right="120"/>
-      </w:pPr>
-      <w:r>
-        <w:rPr>
-          <w:rFonts w:ascii="Calibri" w:cs="Calibri" w:eastAsia="Calibri" w:hAnsi="Calibri"/>
-          <w:b/>
-          <w:bCs/>
-          <w:color w:val="B45309"/>
-        </w:rPr>
-        <w:t xml:space="preserve">⚠ Ojo: </w:t>
-      </w:r>
-      <w:r>
-        <w:rPr>
-          <w:rFonts w:ascii="Calibri" w:cs="Calibri" w:eastAsia="Calibri" w:hAnsi="Calibri"/>
-        </w:rPr>
-        <w:t xml:space="preserve">Son </w:t>
-      </w:r>
-      <w:r>
-        <w:rPr>
-          <w:rFonts w:ascii="Calibri" w:cs="Calibri" w:eastAsia="Calibri" w:hAnsi="Calibri"/>
-          <w:b/>
-          <w:bCs/>
-        </w:rPr>
-        <w:t xml:space="preserve">14 dominios</w:t>
-      </w:r>
-      <w:r>
-        <w:rPr>
-          <w:rFonts w:ascii="Calibri" w:cs="Calibri" w:eastAsia="Calibri" w:hAnsi="Calibri"/>
-        </w:rPr>
-        <w:t xml:space="preserve">. Este módulo ve solo algunos: infraestructura, aplicaciones y estados de los datos.</w:t>
-      </w:r>
-    </w:p>
-    <w:p>
-      <w:pPr>
-        <w:pStyle w:val="Heading1"/>
         <w:pBdr>
-          <w:bottom w:val="single" w:color="1F4E79" w:sz="8" w:space="2"/>
+          <w:bottom w:val="single" w:color="000000" w:sz="8" w:space="2"/>
         </w:pBdr>
         <w:spacing w:after="120" w:before="280"/>
       </w:pPr>
       <w:r>
         <w:rPr>
-          <w:rFonts w:ascii="Calibri" w:cs="Calibri" w:eastAsia="Calibri" w:hAnsi="Calibri"/>
+          <w:rFonts w:ascii="Arial" w:cs="Arial" w:eastAsia="Arial" w:hAnsi="Arial"/>
+          <w:b/>
+          <w:bCs/>
         </w:rPr>
         <w:t xml:space="preserve">3. Seguridad de la infraestructura en la nube</w:t>
       </w:r>
@@ -681,13 +649,13 @@
       </w:pPr>
       <w:r>
         <w:rPr>
-          <w:rFonts w:ascii="Calibri" w:cs="Calibri" w:eastAsia="Calibri" w:hAnsi="Calibri"/>
+          <w:rFonts w:ascii="Arial" w:cs="Arial" w:eastAsia="Arial" w:hAnsi="Arial"/>
         </w:rPr>
         <w:t xml:space="preserve">Este dominio describe aspectos de la seguridad de la infraestructura en la nube y la </w:t>
       </w:r>
       <w:r>
         <w:rPr>
-          <w:rFonts w:ascii="Calibri" w:cs="Calibri" w:eastAsia="Calibri" w:hAnsi="Calibri"/>
+          <w:rFonts w:ascii="Arial" w:cs="Arial" w:eastAsia="Arial" w:hAnsi="Arial"/>
           <w:b/>
           <w:bCs/>
         </w:rPr>
@@ -695,19 +663,20 @@
       </w:r>
       <w:r>
         <w:rPr>
-          <w:rFonts w:ascii="Calibri" w:cs="Calibri" w:eastAsia="Calibri" w:hAnsi="Calibri"/>
+          <w:rFonts w:ascii="Arial" w:cs="Arial" w:eastAsia="Arial" w:hAnsi="Arial"/>
         </w:rPr>
         <w:t xml:space="preserve"> en ella.</w:t>
       </w:r>
     </w:p>
     <w:p>
       <w:pPr>
-        <w:pStyle w:val="Heading3"/>
         <w:spacing w:after="80" w:before="160"/>
       </w:pPr>
       <w:r>
         <w:rPr>
-          <w:rFonts w:ascii="Calibri" w:cs="Calibri" w:eastAsia="Calibri" w:hAnsi="Calibri"/>
+          <w:rFonts w:ascii="Arial" w:cs="Arial" w:eastAsia="Arial" w:hAnsi="Arial"/>
+          <w:b/>
+          <w:bCs/>
         </w:rPr>
         <w:t xml:space="preserve">Dos capas de la infraestructura</w:t>
       </w:r>
@@ -736,12 +705,12 @@
           <w:tcPr>
             <w:tcW w:type="dxa" w:w="3000"/>
             <w:tcBorders>
-              <w:top w:val="single" w:color="BFBFBF" w:sz="4"/>
-              <w:left w:val="single" w:color="BFBFBF" w:sz="4"/>
-              <w:bottom w:val="single" w:color="BFBFBF" w:sz="4"/>
-              <w:right w:val="single" w:color="BFBFBF" w:sz="4"/>
+              <w:top w:val="single" w:color="000000" w:sz="4"/>
+              <w:left w:val="single" w:color="000000" w:sz="4"/>
+              <w:bottom w:val="single" w:color="000000" w:sz="4"/>
+              <w:right w:val="single" w:color="000000" w:sz="4"/>
             </w:tcBorders>
-            <w:shd w:fill="1F4E79" w:val="clear"/>
+            <w:shd w:fill="D9D9D9" w:val="clear"/>
             <w:tcMar>
               <w:top w:type="dxa" w:w="60"/>
               <w:left w:type="dxa" w:w="100"/>
@@ -752,10 +721,10 @@
           <w:p>
             <w:r>
               <w:rPr>
-                <w:rFonts w:ascii="Calibri" w:cs="Calibri" w:eastAsia="Calibri" w:hAnsi="Calibri"/>
+                <w:rFonts w:ascii="Arial" w:cs="Arial" w:eastAsia="Arial" w:hAnsi="Arial"/>
                 <w:b/>
                 <w:bCs/>
-                <w:color w:val="FFFFFF"/>
+                <w:color w:val="000000"/>
               </w:rPr>
               <w:t xml:space="preserve">Capa</w:t>
             </w:r>
@@ -765,12 +734,12 @@
           <w:tcPr>
             <w:tcW w:type="dxa" w:w="6360"/>
             <w:tcBorders>
-              <w:top w:val="single" w:color="BFBFBF" w:sz="4"/>
-              <w:left w:val="single" w:color="BFBFBF" w:sz="4"/>
-              <w:bottom w:val="single" w:color="BFBFBF" w:sz="4"/>
-              <w:right w:val="single" w:color="BFBFBF" w:sz="4"/>
+              <w:top w:val="single" w:color="000000" w:sz="4"/>
+              <w:left w:val="single" w:color="000000" w:sz="4"/>
+              <w:bottom w:val="single" w:color="000000" w:sz="4"/>
+              <w:right w:val="single" w:color="000000" w:sz="4"/>
             </w:tcBorders>
-            <w:shd w:fill="1F4E79" w:val="clear"/>
+            <w:shd w:fill="D9D9D9" w:val="clear"/>
             <w:tcMar>
               <w:top w:type="dxa" w:w="60"/>
               <w:left w:type="dxa" w:w="100"/>
@@ -781,10 +750,10 @@
           <w:p>
             <w:r>
               <w:rPr>
-                <w:rFonts w:ascii="Calibri" w:cs="Calibri" w:eastAsia="Calibri" w:hAnsi="Calibri"/>
+                <w:rFonts w:ascii="Arial" w:cs="Arial" w:eastAsia="Arial" w:hAnsi="Arial"/>
                 <w:b/>
                 <w:bCs/>
-                <w:color w:val="FFFFFF"/>
+                <w:color w:val="000000"/>
               </w:rPr>
               <w:t xml:space="preserve">Qué incluye</w:t>
             </w:r>
@@ -796,10 +765,10 @@
           <w:tcPr>
             <w:tcW w:type="dxa" w:w="3000"/>
             <w:tcBorders>
-              <w:top w:val="single" w:color="BFBFBF" w:sz="4"/>
-              <w:left w:val="single" w:color="BFBFBF" w:sz="4"/>
-              <w:bottom w:val="single" w:color="BFBFBF" w:sz="4"/>
-              <w:right w:val="single" w:color="BFBFBF" w:sz="4"/>
+              <w:top w:val="single" w:color="000000" w:sz="4"/>
+              <w:left w:val="single" w:color="000000" w:sz="4"/>
+              <w:bottom w:val="single" w:color="000000" w:sz="4"/>
+              <w:right w:val="single" w:color="000000" w:sz="4"/>
             </w:tcBorders>
             <w:shd w:fill="FFFFFF" w:val="clear"/>
             <w:tcMar>
@@ -812,7 +781,7 @@
           <w:p>
             <w:r>
               <w:rPr>
-                <w:rFonts w:ascii="Calibri" w:cs="Calibri" w:eastAsia="Calibri" w:hAnsi="Calibri"/>
+                <w:rFonts w:ascii="Arial" w:cs="Arial" w:eastAsia="Arial" w:hAnsi="Arial"/>
                 <w:b/>
                 <w:bCs/>
               </w:rPr>
@@ -824,10 +793,10 @@
           <w:tcPr>
             <w:tcW w:type="dxa" w:w="6360"/>
             <w:tcBorders>
-              <w:top w:val="single" w:color="BFBFBF" w:sz="4"/>
-              <w:left w:val="single" w:color="BFBFBF" w:sz="4"/>
-              <w:bottom w:val="single" w:color="BFBFBF" w:sz="4"/>
-              <w:right w:val="single" w:color="BFBFBF" w:sz="4"/>
+              <w:top w:val="single" w:color="000000" w:sz="4"/>
+              <w:left w:val="single" w:color="000000" w:sz="4"/>
+              <w:bottom w:val="single" w:color="000000" w:sz="4"/>
+              <w:right w:val="single" w:color="000000" w:sz="4"/>
             </w:tcBorders>
             <w:shd w:fill="FFFFFF" w:val="clear"/>
             <w:tcMar>
@@ -840,7 +809,7 @@
           <w:p>
             <w:r>
               <w:rPr>
-                <w:rFonts w:ascii="Calibri" w:cs="Calibri" w:eastAsia="Calibri" w:hAnsi="Calibri"/>
+                <w:rFonts w:ascii="Arial" w:cs="Arial" w:eastAsia="Arial" w:hAnsi="Arial"/>
               </w:rPr>
               <w:t xml:space="preserve">CPU, memoria, etc., más las redes y el almacenamiento que se combinan para crear una nube</w:t>
             </w:r>
@@ -852,10 +821,10 @@
           <w:tcPr>
             <w:tcW w:type="dxa" w:w="3000"/>
             <w:tcBorders>
-              <w:top w:val="single" w:color="BFBFBF" w:sz="4"/>
-              <w:left w:val="single" w:color="BFBFBF" w:sz="4"/>
-              <w:bottom w:val="single" w:color="BFBFBF" w:sz="4"/>
-              <w:right w:val="single" w:color="BFBFBF" w:sz="4"/>
+              <w:top w:val="single" w:color="000000" w:sz="4"/>
+              <w:left w:val="single" w:color="000000" w:sz="4"/>
+              <w:bottom w:val="single" w:color="000000" w:sz="4"/>
+              <w:right w:val="single" w:color="000000" w:sz="4"/>
             </w:tcBorders>
             <w:shd w:fill="FFFFFF" w:val="clear"/>
             <w:tcMar>
@@ -868,7 +837,7 @@
           <w:p>
             <w:r>
               <w:rPr>
-                <w:rFonts w:ascii="Calibri" w:cs="Calibri" w:eastAsia="Calibri" w:hAnsi="Calibri"/>
+                <w:rFonts w:ascii="Arial" w:cs="Arial" w:eastAsia="Arial" w:hAnsi="Arial"/>
                 <w:b/>
                 <w:bCs/>
               </w:rPr>
@@ -880,10 +849,10 @@
           <w:tcPr>
             <w:tcW w:type="dxa" w:w="6360"/>
             <w:tcBorders>
-              <w:top w:val="single" w:color="BFBFBF" w:sz="4"/>
-              <w:left w:val="single" w:color="BFBFBF" w:sz="4"/>
-              <w:bottom w:val="single" w:color="BFBFBF" w:sz="4"/>
-              <w:right w:val="single" w:color="BFBFBF" w:sz="4"/>
+              <w:top w:val="single" w:color="000000" w:sz="4"/>
+              <w:left w:val="single" w:color="000000" w:sz="4"/>
+              <w:bottom w:val="single" w:color="000000" w:sz="4"/>
+              <w:right w:val="single" w:color="000000" w:sz="4"/>
             </w:tcBorders>
             <w:shd w:fill="FFFFFF" w:val="clear"/>
             <w:tcMar>
@@ -896,7 +865,7 @@
           <w:p>
             <w:r>
               <w:rPr>
-                <w:rFonts w:ascii="Calibri" w:cs="Calibri" w:eastAsia="Calibri" w:hAnsi="Calibri"/>
+                <w:rFonts w:ascii="Arial" w:cs="Arial" w:eastAsia="Arial" w:hAnsi="Arial"/>
               </w:rPr>
               <w:t xml:space="preserve">La gestiona un usuario de la nube: los activos de computación, red y almacenamiento a los que accede desde los grupos de recursos</w:t>
             </w:r>
@@ -911,12 +880,13 @@
     </w:p>
     <w:p>
       <w:pPr>
-        <w:pStyle w:val="Heading3"/>
         <w:spacing w:after="80" w:before="160"/>
       </w:pPr>
       <w:r>
         <w:rPr>
-          <w:rFonts w:ascii="Calibri" w:cs="Calibri" w:eastAsia="Calibri" w:hAnsi="Calibri"/>
+          <w:rFonts w:ascii="Arial" w:cs="Arial" w:eastAsia="Arial" w:hAnsi="Arial"/>
+          <w:b/>
+          <w:bCs/>
         </w:rPr>
         <w:t xml:space="preserve">Responsabilidad compartida</w:t>
       </w:r>
@@ -932,13 +902,13 @@
       </w:pPr>
       <w:r>
         <w:rPr>
-          <w:rFonts w:ascii="Calibri" w:cs="Calibri" w:eastAsia="Calibri" w:hAnsi="Calibri"/>
+          <w:rFonts w:ascii="Arial" w:cs="Arial" w:eastAsia="Arial" w:hAnsi="Arial"/>
         </w:rPr>
         <w:t xml:space="preserve">El </w:t>
       </w:r>
       <w:r>
         <w:rPr>
-          <w:rFonts w:ascii="Calibri" w:cs="Calibri" w:eastAsia="Calibri" w:hAnsi="Calibri"/>
+          <w:rFonts w:ascii="Arial" w:cs="Arial" w:eastAsia="Arial" w:hAnsi="Arial"/>
           <w:b/>
           <w:bCs/>
         </w:rPr>
@@ -946,13 +916,13 @@
       </w:r>
       <w:r>
         <w:rPr>
-          <w:rFonts w:ascii="Calibri" w:cs="Calibri" w:eastAsia="Calibri" w:hAnsi="Calibri"/>
+          <w:rFonts w:ascii="Arial" w:cs="Arial" w:eastAsia="Arial" w:hAnsi="Arial"/>
         </w:rPr>
         <w:t xml:space="preserve"> (proveedor) es responsable de los servicios en la nube para el cliente, pero el </w:t>
       </w:r>
       <w:r>
         <w:rPr>
-          <w:rFonts w:ascii="Calibri" w:cs="Calibri" w:eastAsia="Calibri" w:hAnsi="Calibri"/>
+          <w:rFonts w:ascii="Arial" w:cs="Arial" w:eastAsia="Arial" w:hAnsi="Arial"/>
           <w:b/>
           <w:bCs/>
         </w:rPr>
@@ -960,7 +930,7 @@
       </w:r>
       <w:r>
         <w:rPr>
-          <w:rFonts w:ascii="Calibri" w:cs="Calibri" w:eastAsia="Calibri" w:hAnsi="Calibri"/>
+          <w:rFonts w:ascii="Arial" w:cs="Arial" w:eastAsia="Arial" w:hAnsi="Arial"/>
         </w:rPr>
         <w:t xml:space="preserve">.</w:t>
       </w:r>
@@ -976,13 +946,13 @@
       </w:pPr>
       <w:r>
         <w:rPr>
-          <w:rFonts w:ascii="Calibri" w:cs="Calibri" w:eastAsia="Calibri" w:hAnsi="Calibri"/>
+          <w:rFonts w:ascii="Arial" w:cs="Arial" w:eastAsia="Arial" w:hAnsi="Arial"/>
         </w:rPr>
         <w:t xml:space="preserve">El reparto de responsabilidades </w:t>
       </w:r>
       <w:r>
         <w:rPr>
-          <w:rFonts w:ascii="Calibri" w:cs="Calibri" w:eastAsia="Calibri" w:hAnsi="Calibri"/>
+          <w:rFonts w:ascii="Arial" w:cs="Arial" w:eastAsia="Arial" w:hAnsi="Arial"/>
           <w:b/>
           <w:bCs/>
         </w:rPr>
@@ -990,19 +960,20 @@
       </w:r>
       <w:r>
         <w:rPr>
-          <w:rFonts w:ascii="Calibri" w:cs="Calibri" w:eastAsia="Calibri" w:hAnsi="Calibri"/>
+          <w:rFonts w:ascii="Arial" w:cs="Arial" w:eastAsia="Arial" w:hAnsi="Arial"/>
         </w:rPr>
         <w:t xml:space="preserve"> en la nube.</w:t>
       </w:r>
     </w:p>
     <w:p>
       <w:pPr>
-        <w:pStyle w:val="Heading3"/>
         <w:spacing w:after="80" w:before="160"/>
       </w:pPr>
       <w:r>
         <w:rPr>
-          <w:rFonts w:ascii="Calibri" w:cs="Calibri" w:eastAsia="Calibri" w:hAnsi="Calibri"/>
+          <w:rFonts w:ascii="Arial" w:cs="Arial" w:eastAsia="Arial" w:hAnsi="Arial"/>
+          <w:b/>
+          <w:bCs/>
         </w:rPr>
         <w:t xml:space="preserve">Gestionar aplicaciones desconocidas</w:t>
       </w:r>
@@ -1018,13 +989,13 @@
       </w:pPr>
       <w:r>
         <w:rPr>
-          <w:rFonts w:ascii="Calibri" w:cs="Calibri" w:eastAsia="Calibri" w:hAnsi="Calibri"/>
+          <w:rFonts w:ascii="Arial" w:cs="Arial" w:eastAsia="Arial" w:hAnsi="Arial"/>
         </w:rPr>
         <w:t xml:space="preserve">Con </w:t>
       </w:r>
       <w:r>
         <w:rPr>
-          <w:rFonts w:ascii="Calibri" w:cs="Calibri" w:eastAsia="Calibri" w:hAnsi="Calibri"/>
+          <w:rFonts w:ascii="Arial" w:cs="Arial" w:eastAsia="Arial" w:hAnsi="Arial"/>
           <w:b/>
           <w:bCs/>
         </w:rPr>
@@ -1032,13 +1003,13 @@
       </w:r>
       <w:r>
         <w:rPr>
-          <w:rFonts w:ascii="Calibri" w:cs="Calibri" w:eastAsia="Calibri" w:hAnsi="Calibri"/>
+          <w:rFonts w:ascii="Arial" w:cs="Arial" w:eastAsia="Arial" w:hAnsi="Arial"/>
         </w:rPr>
         <w:t xml:space="preserve"> de la empresa bien definidas y con </w:t>
       </w:r>
       <w:r>
         <w:rPr>
-          <w:rFonts w:ascii="Calibri" w:cs="Calibri" w:eastAsia="Calibri" w:hAnsi="Calibri"/>
+          <w:rFonts w:ascii="Arial" w:cs="Arial" w:eastAsia="Arial" w:hAnsi="Arial"/>
           <w:b/>
           <w:bCs/>
         </w:rPr>
@@ -1046,19 +1017,20 @@
       </w:r>
       <w:r>
         <w:rPr>
-          <w:rFonts w:ascii="Calibri" w:cs="Calibri" w:eastAsia="Calibri" w:hAnsi="Calibri"/>
+          <w:rFonts w:ascii="Arial" w:cs="Arial" w:eastAsia="Arial" w:hAnsi="Arial"/>
         </w:rPr>
         <w:t xml:space="preserve">.</w:t>
       </w:r>
     </w:p>
     <w:p>
       <w:pPr>
-        <w:pStyle w:val="Heading3"/>
         <w:spacing w:after="80" w:before="160"/>
       </w:pPr>
       <w:r>
         <w:rPr>
-          <w:rFonts w:ascii="Calibri" w:cs="Calibri" w:eastAsia="Calibri" w:hAnsi="Calibri"/>
+          <w:rFonts w:ascii="Arial" w:cs="Arial" w:eastAsia="Arial" w:hAnsi="Arial"/>
+          <w:b/>
+          <w:bCs/>
         </w:rPr>
         <w:t xml:space="preserve">Capas de los recursos y defensa</w:t>
       </w:r>
@@ -1074,13 +1046,13 @@
       </w:pPr>
       <w:r>
         <w:rPr>
-          <w:rFonts w:ascii="Calibri" w:cs="Calibri" w:eastAsia="Calibri" w:hAnsi="Calibri"/>
+          <w:rFonts w:ascii="Arial" w:cs="Arial" w:eastAsia="Arial" w:hAnsi="Arial"/>
         </w:rPr>
         <w:t xml:space="preserve">Los recursos se ven en </w:t>
       </w:r>
       <w:r>
         <w:rPr>
-          <w:rFonts w:ascii="Calibri" w:cs="Calibri" w:eastAsia="Calibri" w:hAnsi="Calibri"/>
+          <w:rFonts w:ascii="Arial" w:cs="Arial" w:eastAsia="Arial" w:hAnsi="Arial"/>
           <w:b/>
           <w:bCs/>
         </w:rPr>
@@ -1088,7 +1060,7 @@
       </w:r>
       <w:r>
         <w:rPr>
-          <w:rFonts w:ascii="Calibri" w:cs="Calibri" w:eastAsia="Calibri" w:hAnsi="Calibri"/>
+          <w:rFonts w:ascii="Arial" w:cs="Arial" w:eastAsia="Arial" w:hAnsi="Arial"/>
         </w:rPr>
         <w:t xml:space="preserve">: hardware, infraestructura, plataforma y aplicaciones.</w:t>
       </w:r>
@@ -1104,13 +1076,13 @@
       </w:pPr>
       <w:r>
         <w:rPr>
-          <w:rFonts w:ascii="Calibri" w:cs="Calibri" w:eastAsia="Calibri" w:hAnsi="Calibri"/>
+          <w:rFonts w:ascii="Arial" w:cs="Arial" w:eastAsia="Arial" w:hAnsi="Arial"/>
         </w:rPr>
         <w:t xml:space="preserve">A cada capa se le puede aplicar </w:t>
       </w:r>
       <w:r>
         <w:rPr>
-          <w:rFonts w:ascii="Calibri" w:cs="Calibri" w:eastAsia="Calibri" w:hAnsi="Calibri"/>
+          <w:rFonts w:ascii="Arial" w:cs="Arial" w:eastAsia="Arial" w:hAnsi="Arial"/>
           <w:b/>
           <w:bCs/>
         </w:rPr>
@@ -1118,7 +1090,7 @@
       </w:r>
       <w:r>
         <w:rPr>
-          <w:rFonts w:ascii="Calibri" w:cs="Calibri" w:eastAsia="Calibri" w:hAnsi="Calibri"/>
+          <w:rFonts w:ascii="Arial" w:cs="Arial" w:eastAsia="Arial" w:hAnsi="Arial"/>
         </w:rPr>
         <w:t xml:space="preserve">.</w:t>
       </w:r>
@@ -1134,7 +1106,7 @@
       </w:pPr>
       <w:r>
         <w:rPr>
-          <w:rFonts w:ascii="Calibri" w:cs="Calibri" w:eastAsia="Calibri" w:hAnsi="Calibri"/>
+          <w:rFonts w:ascii="Arial" w:cs="Arial" w:eastAsia="Arial" w:hAnsi="Arial"/>
           <w:b/>
           <w:bCs/>
         </w:rPr>
@@ -1142,13 +1114,13 @@
       </w:r>
       <w:r>
         <w:rPr>
-          <w:rFonts w:ascii="Calibri" w:cs="Calibri" w:eastAsia="Calibri" w:hAnsi="Calibri"/>
+          <w:rFonts w:ascii="Arial" w:cs="Arial" w:eastAsia="Arial" w:hAnsi="Arial"/>
         </w:rPr>
         <w:t xml:space="preserve"> usa topologías de red virtuales para correr </w:t>
       </w:r>
       <w:r>
         <w:rPr>
-          <w:rFonts w:ascii="Calibri" w:cs="Calibri" w:eastAsia="Calibri" w:hAnsi="Calibri"/>
+          <w:rFonts w:ascii="Arial" w:cs="Arial" w:eastAsia="Arial" w:hAnsi="Arial"/>
           <w:b/>
           <w:bCs/>
         </w:rPr>
@@ -1156,22 +1128,23 @@
       </w:r>
       <w:r>
         <w:rPr>
-          <w:rFonts w:ascii="Calibri" w:cs="Calibri" w:eastAsia="Calibri" w:hAnsi="Calibri"/>
+          <w:rFonts w:ascii="Arial" w:cs="Arial" w:eastAsia="Arial" w:hAnsi="Arial"/>
         </w:rPr>
         <w:t xml:space="preserve">, sin gastar más en hardware.</w:t>
       </w:r>
     </w:p>
     <w:p>
       <w:pPr>
-        <w:pStyle w:val="Heading1"/>
         <w:pBdr>
-          <w:bottom w:val="single" w:color="1F4E79" w:sz="8" w:space="2"/>
+          <w:bottom w:val="single" w:color="000000" w:sz="8" w:space="2"/>
         </w:pBdr>
         <w:spacing w:after="120" w:before="280"/>
       </w:pPr>
       <w:r>
         <w:rPr>
-          <w:rFonts w:ascii="Calibri" w:cs="Calibri" w:eastAsia="Calibri" w:hAnsi="Calibri"/>
+          <w:rFonts w:ascii="Arial" w:cs="Arial" w:eastAsia="Arial" w:hAnsi="Arial"/>
+          <w:b/>
+          <w:bCs/>
         </w:rPr>
         <w:t xml:space="preserve">4. Seguridad de aplicaciones en la nube</w:t>
       </w:r>
@@ -1187,13 +1160,13 @@
       </w:pPr>
       <w:r>
         <w:rPr>
-          <w:rFonts w:ascii="Calibri" w:cs="Calibri" w:eastAsia="Calibri" w:hAnsi="Calibri"/>
+          <w:rFonts w:ascii="Arial" w:cs="Arial" w:eastAsia="Arial" w:hAnsi="Arial"/>
         </w:rPr>
         <w:t xml:space="preserve">El </w:t>
       </w:r>
       <w:r>
         <w:rPr>
-          <w:rFonts w:ascii="Calibri" w:cs="Calibri" w:eastAsia="Calibri" w:hAnsi="Calibri"/>
+          <w:rFonts w:ascii="Arial" w:cs="Arial" w:eastAsia="Arial" w:hAnsi="Arial"/>
           <w:b/>
           <w:bCs/>
         </w:rPr>
@@ -1201,13 +1174,13 @@
       </w:r>
       <w:r>
         <w:rPr>
-          <w:rFonts w:ascii="Calibri" w:cs="Calibri" w:eastAsia="Calibri" w:hAnsi="Calibri"/>
+          <w:rFonts w:ascii="Arial" w:cs="Arial" w:eastAsia="Arial" w:hAnsi="Arial"/>
         </w:rPr>
         <w:t xml:space="preserve"> da orientación para crear e implementar aplicaciones de forma segura en entornos como </w:t>
       </w:r>
       <w:r>
         <w:rPr>
-          <w:rFonts w:ascii="Calibri" w:cs="Calibri" w:eastAsia="Calibri" w:hAnsi="Calibri"/>
+          <w:rFonts w:ascii="Arial" w:cs="Arial" w:eastAsia="Arial" w:hAnsi="Arial"/>
           <w:b/>
           <w:bCs/>
         </w:rPr>
@@ -1215,19 +1188,20 @@
       </w:r>
       <w:r>
         <w:rPr>
-          <w:rFonts w:ascii="Calibri" w:cs="Calibri" w:eastAsia="Calibri" w:hAnsi="Calibri"/>
+          <w:rFonts w:ascii="Arial" w:cs="Arial" w:eastAsia="Arial" w:hAnsi="Arial"/>
         </w:rPr>
         <w:t xml:space="preserve">.</w:t>
       </w:r>
     </w:p>
     <w:p>
       <w:pPr>
-        <w:pStyle w:val="Heading3"/>
         <w:spacing w:after="80" w:before="160"/>
       </w:pPr>
       <w:r>
         <w:rPr>
-          <w:rFonts w:ascii="Calibri" w:cs="Calibri" w:eastAsia="Calibri" w:hAnsi="Calibri"/>
+          <w:rFonts w:ascii="Arial" w:cs="Arial" w:eastAsia="Arial" w:hAnsi="Arial"/>
+          <w:b/>
+          <w:bCs/>
         </w:rPr>
         <w:t xml:space="preserve">Técnicas para validar los requisitos de seguridad al codificar</w:t>
       </w:r>
@@ -1243,7 +1217,7 @@
       </w:pPr>
       <w:r>
         <w:rPr>
-          <w:rFonts w:ascii="Calibri" w:cs="Calibri" w:eastAsia="Calibri" w:hAnsi="Calibri"/>
+          <w:rFonts w:ascii="Arial" w:cs="Arial" w:eastAsia="Arial" w:hAnsi="Arial"/>
         </w:rPr>
         <w:t xml:space="preserve">Normalización</w:t>
       </w:r>
@@ -1259,7 +1233,7 @@
       </w:pPr>
       <w:r>
         <w:rPr>
-          <w:rFonts w:ascii="Calibri" w:cs="Calibri" w:eastAsia="Calibri" w:hAnsi="Calibri"/>
+          <w:rFonts w:ascii="Arial" w:cs="Arial" w:eastAsia="Arial" w:hAnsi="Arial"/>
         </w:rPr>
         <w:t xml:space="preserve">Stored procedure</w:t>
       </w:r>
@@ -1275,7 +1249,7 @@
       </w:pPr>
       <w:r>
         <w:rPr>
-          <w:rFonts w:ascii="Calibri" w:cs="Calibri" w:eastAsia="Calibri" w:hAnsi="Calibri"/>
+          <w:rFonts w:ascii="Arial" w:cs="Arial" w:eastAsia="Arial" w:hAnsi="Arial"/>
         </w:rPr>
         <w:t xml:space="preserve">Ofuscación y camuflaje</w:t>
       </w:r>
@@ -1291,19 +1265,20 @@
       </w:pPr>
       <w:r>
         <w:rPr>
-          <w:rFonts w:ascii="Calibri" w:cs="Calibri" w:eastAsia="Calibri" w:hAnsi="Calibri"/>
+          <w:rFonts w:ascii="Arial" w:cs="Arial" w:eastAsia="Arial" w:hAnsi="Arial"/>
         </w:rPr>
         <w:t xml:space="preserve">Reutilización de código y SDK</w:t>
       </w:r>
     </w:p>
     <w:p>
       <w:pPr>
-        <w:pStyle w:val="Heading3"/>
         <w:spacing w:after="80" w:before="160"/>
       </w:pPr>
       <w:r>
         <w:rPr>
-          <w:rFonts w:ascii="Calibri" w:cs="Calibri" w:eastAsia="Calibri" w:hAnsi="Calibri"/>
+          <w:rFonts w:ascii="Arial" w:cs="Arial" w:eastAsia="Arial" w:hAnsi="Arial"/>
+          <w:b/>
+          <w:bCs/>
         </w:rPr>
         <w:t xml:space="preserve">Datos</w:t>
       </w:r>
@@ -1319,13 +1294,13 @@
       </w:pPr>
       <w:r>
         <w:rPr>
-          <w:rFonts w:ascii="Calibri" w:cs="Calibri" w:eastAsia="Calibri" w:hAnsi="Calibri"/>
+          <w:rFonts w:ascii="Arial" w:cs="Arial" w:eastAsia="Arial" w:hAnsi="Arial"/>
         </w:rPr>
         <w:t xml:space="preserve">El </w:t>
       </w:r>
       <w:r>
         <w:rPr>
-          <w:rFonts w:ascii="Calibri" w:cs="Calibri" w:eastAsia="Calibri" w:hAnsi="Calibri"/>
+          <w:rFonts w:ascii="Arial" w:cs="Arial" w:eastAsia="Arial" w:hAnsi="Arial"/>
           <w:b/>
           <w:bCs/>
         </w:rPr>
@@ -1333,7 +1308,7 @@
       </w:r>
       <w:r>
         <w:rPr>
-          <w:rFonts w:ascii="Calibri" w:cs="Calibri" w:eastAsia="Calibri" w:hAnsi="Calibri"/>
+          <w:rFonts w:ascii="Arial" w:cs="Arial" w:eastAsia="Arial" w:hAnsi="Arial"/>
         </w:rPr>
         <w:t xml:space="preserve"> ayuda a mantener la integridad de la base de datos.</w:t>
       </w:r>
@@ -1349,13 +1324,13 @@
       </w:pPr>
       <w:r>
         <w:rPr>
-          <w:rFonts w:ascii="Calibri" w:cs="Calibri" w:eastAsia="Calibri" w:hAnsi="Calibri"/>
+          <w:rFonts w:ascii="Arial" w:cs="Arial" w:eastAsia="Arial" w:hAnsi="Arial"/>
         </w:rPr>
         <w:t xml:space="preserve">Las </w:t>
       </w:r>
       <w:r>
         <w:rPr>
-          <w:rFonts w:ascii="Calibri" w:cs="Calibri" w:eastAsia="Calibri" w:hAnsi="Calibri"/>
+          <w:rFonts w:ascii="Arial" w:cs="Arial" w:eastAsia="Arial" w:hAnsi="Arial"/>
           <w:b/>
           <w:bCs/>
         </w:rPr>
@@ -1363,7 +1338,7 @@
       </w:r>
       <w:r>
         <w:rPr>
-          <w:rFonts w:ascii="Calibri" w:cs="Calibri" w:eastAsia="Calibri" w:hAnsi="Calibri"/>
+          <w:rFonts w:ascii="Arial" w:cs="Arial" w:eastAsia="Arial" w:hAnsi="Arial"/>
         </w:rPr>
         <w:t xml:space="preserve"> garantizan la seguridad de las bases de datos verificando que los datos cumplan ciertas reglas al ingresarse en un campo.</w:t>
       </w:r>
@@ -1379,13 +1354,13 @@
       </w:pPr>
       <w:r>
         <w:rPr>
-          <w:rFonts w:ascii="Calibri" w:cs="Calibri" w:eastAsia="Calibri" w:hAnsi="Calibri"/>
+          <w:rFonts w:ascii="Arial" w:cs="Arial" w:eastAsia="Arial" w:hAnsi="Arial"/>
         </w:rPr>
         <w:t xml:space="preserve">Las </w:t>
       </w:r>
       <w:r>
         <w:rPr>
-          <w:rFonts w:ascii="Calibri" w:cs="Calibri" w:eastAsia="Calibri" w:hAnsi="Calibri"/>
+          <w:rFonts w:ascii="Arial" w:cs="Arial" w:eastAsia="Arial" w:hAnsi="Arial"/>
           <w:b/>
           <w:bCs/>
         </w:rPr>
@@ -1393,7 +1368,7 @@
       </w:r>
       <w:r>
         <w:rPr>
-          <w:rFonts w:ascii="Calibri" w:cs="Calibri" w:eastAsia="Calibri" w:hAnsi="Calibri"/>
+          <w:rFonts w:ascii="Arial" w:cs="Arial" w:eastAsia="Arial" w:hAnsi="Arial"/>
         </w:rPr>
         <w:t xml:space="preserve"> miden la consistencia de los datos en un archivo, imagen o registro para asegurar que no se hayan dañado.</w:t>
       </w:r>
@@ -1409,13 +1384,13 @@
       </w:pPr>
       <w:r>
         <w:rPr>
-          <w:rFonts w:ascii="Calibri" w:cs="Calibri" w:eastAsia="Calibri" w:hAnsi="Calibri"/>
+          <w:rFonts w:ascii="Arial" w:cs="Arial" w:eastAsia="Arial" w:hAnsi="Arial"/>
         </w:rPr>
         <w:t xml:space="preserve">Un </w:t>
       </w:r>
       <w:r>
         <w:rPr>
-          <w:rFonts w:ascii="Calibri" w:cs="Calibri" w:eastAsia="Calibri" w:hAnsi="Calibri"/>
+          <w:rFonts w:ascii="Arial" w:cs="Arial" w:eastAsia="Arial" w:hAnsi="Arial"/>
           <w:b/>
           <w:bCs/>
         </w:rPr>
@@ -1423,22 +1398,23 @@
       </w:r>
       <w:r>
         <w:rPr>
-          <w:rFonts w:ascii="Calibri" w:cs="Calibri" w:eastAsia="Calibri" w:hAnsi="Calibri"/>
+          <w:rFonts w:ascii="Arial" w:cs="Arial" w:eastAsia="Arial" w:hAnsi="Arial"/>
         </w:rPr>
         <w:t xml:space="preserve"> es un ejemplo de función de hash.</w:t>
       </w:r>
     </w:p>
     <w:p>
       <w:pPr>
-        <w:pStyle w:val="Heading1"/>
         <w:pBdr>
-          <w:bottom w:val="single" w:color="1F4E79" w:sz="8" w:space="2"/>
+          <w:bottom w:val="single" w:color="000000" w:sz="8" w:space="2"/>
         </w:pBdr>
         <w:spacing w:after="120" w:before="280"/>
       </w:pPr>
       <w:r>
         <w:rPr>
-          <w:rFonts w:ascii="Calibri" w:cs="Calibri" w:eastAsia="Calibri" w:hAnsi="Calibri"/>
+          <w:rFonts w:ascii="Arial" w:cs="Arial" w:eastAsia="Arial" w:hAnsi="Arial"/>
+          <w:b/>
+          <w:bCs/>
         </w:rPr>
         <w:t xml:space="preserve">5. Seguridad de datos en la nube</w:t>
       </w:r>
@@ -1454,13 +1430,13 @@
       </w:pPr>
       <w:r>
         <w:rPr>
-          <w:rFonts w:ascii="Calibri" w:cs="Calibri" w:eastAsia="Calibri" w:hAnsi="Calibri"/>
+          <w:rFonts w:ascii="Arial" w:cs="Arial" w:eastAsia="Arial" w:hAnsi="Arial"/>
         </w:rPr>
         <w:t xml:space="preserve">El </w:t>
       </w:r>
       <w:r>
         <w:rPr>
-          <w:rFonts w:ascii="Calibri" w:cs="Calibri" w:eastAsia="Calibri" w:hAnsi="Calibri"/>
+          <w:rFonts w:ascii="Arial" w:cs="Arial" w:eastAsia="Arial" w:hAnsi="Arial"/>
           <w:b/>
           <w:bCs/>
         </w:rPr>
@@ -1468,13 +1444,13 @@
       </w:r>
       <w:r>
         <w:rPr>
-          <w:rFonts w:ascii="Calibri" w:cs="Calibri" w:eastAsia="Calibri" w:hAnsi="Calibri"/>
+          <w:rFonts w:ascii="Arial" w:cs="Arial" w:eastAsia="Arial" w:hAnsi="Arial"/>
         </w:rPr>
         <w:t xml:space="preserve"> describe los controles de seguridad de los datos en sí. Los más importantes son el </w:t>
       </w:r>
       <w:r>
         <w:rPr>
-          <w:rFonts w:ascii="Calibri" w:cs="Calibri" w:eastAsia="Calibri" w:hAnsi="Calibri"/>
+          <w:rFonts w:ascii="Arial" w:cs="Arial" w:eastAsia="Arial" w:hAnsi="Arial"/>
           <w:b/>
           <w:bCs/>
         </w:rPr>
@@ -1482,13 +1458,13 @@
       </w:r>
       <w:r>
         <w:rPr>
-          <w:rFonts w:ascii="Calibri" w:cs="Calibri" w:eastAsia="Calibri" w:hAnsi="Calibri"/>
+          <w:rFonts w:ascii="Arial" w:cs="Arial" w:eastAsia="Arial" w:hAnsi="Arial"/>
         </w:rPr>
         <w:t xml:space="preserve"> y el </w:t>
       </w:r>
       <w:r>
         <w:rPr>
-          <w:rFonts w:ascii="Calibri" w:cs="Calibri" w:eastAsia="Calibri" w:hAnsi="Calibri"/>
+          <w:rFonts w:ascii="Arial" w:cs="Arial" w:eastAsia="Arial" w:hAnsi="Arial"/>
           <w:b/>
           <w:bCs/>
         </w:rPr>
@@ -1496,19 +1472,20 @@
       </w:r>
       <w:r>
         <w:rPr>
-          <w:rFonts w:ascii="Calibri" w:cs="Calibri" w:eastAsia="Calibri" w:hAnsi="Calibri"/>
+          <w:rFonts w:ascii="Arial" w:cs="Arial" w:eastAsia="Arial" w:hAnsi="Arial"/>
         </w:rPr>
         <w:t xml:space="preserve">.</w:t>
       </w:r>
     </w:p>
     <w:p>
       <w:pPr>
-        <w:pStyle w:val="Heading3"/>
         <w:spacing w:after="80" w:before="160"/>
       </w:pPr>
       <w:r>
         <w:rPr>
-          <w:rFonts w:ascii="Calibri" w:cs="Calibri" w:eastAsia="Calibri" w:hAnsi="Calibri"/>
+          <w:rFonts w:ascii="Arial" w:cs="Arial" w:eastAsia="Arial" w:hAnsi="Arial"/>
+          <w:b/>
+          <w:bCs/>
         </w:rPr>
         <w:t xml:space="preserve">Estados de los datos</w:t>
       </w:r>
@@ -1524,7 +1501,7 @@
       </w:pPr>
       <w:r>
         <w:rPr>
-          <w:rFonts w:ascii="Calibri" w:cs="Calibri" w:eastAsia="Calibri" w:hAnsi="Calibri"/>
+          <w:rFonts w:ascii="Arial" w:cs="Arial" w:eastAsia="Arial" w:hAnsi="Arial"/>
           <w:b/>
           <w:bCs/>
         </w:rPr>
@@ -1542,7 +1519,7 @@
       </w:pPr>
       <w:r>
         <w:rPr>
-          <w:rFonts w:ascii="Calibri" w:cs="Calibri" w:eastAsia="Calibri" w:hAnsi="Calibri"/>
+          <w:rFonts w:ascii="Arial" w:cs="Arial" w:eastAsia="Arial" w:hAnsi="Arial"/>
           <w:b/>
           <w:bCs/>
         </w:rPr>
@@ -1560,7 +1537,7 @@
       </w:pPr>
       <w:r>
         <w:rPr>
-          <w:rFonts w:ascii="Calibri" w:cs="Calibri" w:eastAsia="Calibri" w:hAnsi="Calibri"/>
+          <w:rFonts w:ascii="Arial" w:cs="Arial" w:eastAsia="Arial" w:hAnsi="Arial"/>
           <w:b/>
           <w:bCs/>
         </w:rPr>
@@ -1569,12 +1546,13 @@
     </w:p>
     <w:p>
       <w:pPr>
-        <w:pStyle w:val="Heading3"/>
         <w:spacing w:after="80" w:before="160"/>
       </w:pPr>
       <w:r>
         <w:rPr>
-          <w:rFonts w:ascii="Calibri" w:cs="Calibri" w:eastAsia="Calibri" w:hAnsi="Calibri"/>
+          <w:rFonts w:ascii="Arial" w:cs="Arial" w:eastAsia="Arial" w:hAnsi="Arial"/>
+          <w:b/>
+          <w:bCs/>
         </w:rPr>
         <w:t xml:space="preserve">Criptografía</w:t>
       </w:r>
@@ -1590,13 +1568,13 @@
       </w:pPr>
       <w:r>
         <w:rPr>
-          <w:rFonts w:ascii="Calibri" w:cs="Calibri" w:eastAsia="Calibri" w:hAnsi="Calibri"/>
+          <w:rFonts w:ascii="Arial" w:cs="Arial" w:eastAsia="Arial" w:hAnsi="Arial"/>
         </w:rPr>
         <w:t xml:space="preserve">Es la ciencia de </w:t>
       </w:r>
       <w:r>
         <w:rPr>
-          <w:rFonts w:ascii="Calibri" w:cs="Calibri" w:eastAsia="Calibri" w:hAnsi="Calibri"/>
+          <w:rFonts w:ascii="Arial" w:cs="Arial" w:eastAsia="Arial" w:hAnsi="Arial"/>
           <w:b/>
           <w:bCs/>
         </w:rPr>
@@ -1604,7 +1582,7 @@
       </w:r>
       <w:r>
         <w:rPr>
-          <w:rFonts w:ascii="Calibri" w:cs="Calibri" w:eastAsia="Calibri" w:hAnsi="Calibri"/>
+          <w:rFonts w:ascii="Arial" w:cs="Arial" w:eastAsia="Arial" w:hAnsi="Arial"/>
         </w:rPr>
         <w:t xml:space="preserve">.</w:t>
       </w:r>
@@ -1620,13 +1598,13 @@
       </w:pPr>
       <w:r>
         <w:rPr>
-          <w:rFonts w:ascii="Calibri" w:cs="Calibri" w:eastAsia="Calibri" w:hAnsi="Calibri"/>
+          <w:rFonts w:ascii="Arial" w:cs="Arial" w:eastAsia="Arial" w:hAnsi="Arial"/>
         </w:rPr>
         <w:t xml:space="preserve">Dos clases de algoritmos de cifrado: </w:t>
       </w:r>
       <w:r>
         <w:rPr>
-          <w:rFonts w:ascii="Calibri" w:cs="Calibri" w:eastAsia="Calibri" w:hAnsi="Calibri"/>
+          <w:rFonts w:ascii="Arial" w:cs="Arial" w:eastAsia="Arial" w:hAnsi="Arial"/>
           <w:b/>
           <w:bCs/>
         </w:rPr>
@@ -1634,13 +1612,13 @@
       </w:r>
       <w:r>
         <w:rPr>
-          <w:rFonts w:ascii="Calibri" w:cs="Calibri" w:eastAsia="Calibri" w:hAnsi="Calibri"/>
+          <w:rFonts w:ascii="Arial" w:cs="Arial" w:eastAsia="Arial" w:hAnsi="Arial"/>
         </w:rPr>
         <w:t xml:space="preserve"> y </w:t>
       </w:r>
       <w:r>
         <w:rPr>
-          <w:rFonts w:ascii="Calibri" w:cs="Calibri" w:eastAsia="Calibri" w:hAnsi="Calibri"/>
+          <w:rFonts w:ascii="Arial" w:cs="Arial" w:eastAsia="Arial" w:hAnsi="Arial"/>
           <w:b/>
           <w:bCs/>
         </w:rPr>
@@ -1648,19 +1626,20 @@
       </w:r>
       <w:r>
         <w:rPr>
-          <w:rFonts w:ascii="Calibri" w:cs="Calibri" w:eastAsia="Calibri" w:hAnsi="Calibri"/>
+          <w:rFonts w:ascii="Arial" w:cs="Arial" w:eastAsia="Arial" w:hAnsi="Arial"/>
         </w:rPr>
         <w:t xml:space="preserve">.</w:t>
       </w:r>
     </w:p>
     <w:p>
       <w:pPr>
-        <w:pStyle w:val="Heading3"/>
         <w:spacing w:after="80" w:before="160"/>
       </w:pPr>
       <w:r>
         <w:rPr>
-          <w:rFonts w:ascii="Calibri" w:cs="Calibri" w:eastAsia="Calibri" w:hAnsi="Calibri"/>
+          <w:rFonts w:ascii="Arial" w:cs="Arial" w:eastAsia="Arial" w:hAnsi="Arial"/>
+          <w:b/>
+          <w:bCs/>
         </w:rPr>
         <w:t xml:space="preserve">Hash</w:t>
       </w:r>
@@ -1676,13 +1655,13 @@
       </w:pPr>
       <w:r>
         <w:rPr>
-          <w:rFonts w:ascii="Calibri" w:cs="Calibri" w:eastAsia="Calibri" w:hAnsi="Calibri"/>
+          <w:rFonts w:ascii="Arial" w:cs="Arial" w:eastAsia="Arial" w:hAnsi="Arial"/>
         </w:rPr>
         <w:t xml:space="preserve">Herramienta que garantiza la </w:t>
       </w:r>
       <w:r>
         <w:rPr>
-          <w:rFonts w:ascii="Calibri" w:cs="Calibri" w:eastAsia="Calibri" w:hAnsi="Calibri"/>
+          <w:rFonts w:ascii="Arial" w:cs="Arial" w:eastAsia="Arial" w:hAnsi="Arial"/>
           <w:b/>
           <w:bCs/>
         </w:rPr>
@@ -1690,7 +1669,7 @@
       </w:r>
       <w:r>
         <w:rPr>
-          <w:rFonts w:ascii="Calibri" w:cs="Calibri" w:eastAsia="Calibri" w:hAnsi="Calibri"/>
+          <w:rFonts w:ascii="Arial" w:cs="Arial" w:eastAsia="Arial" w:hAnsi="Arial"/>
         </w:rPr>
         <w:t xml:space="preserve"> de los datos.</w:t>
       </w:r>
@@ -1706,13 +1685,13 @@
       </w:pPr>
       <w:r>
         <w:rPr>
-          <w:rFonts w:ascii="Calibri" w:cs="Calibri" w:eastAsia="Calibri" w:hAnsi="Calibri"/>
+          <w:rFonts w:ascii="Arial" w:cs="Arial" w:eastAsia="Arial" w:hAnsi="Arial"/>
         </w:rPr>
         <w:t xml:space="preserve">Toma datos binarios (el mensaje) y produce una representación de </w:t>
       </w:r>
       <w:r>
         <w:rPr>
-          <w:rFonts w:ascii="Calibri" w:cs="Calibri" w:eastAsia="Calibri" w:hAnsi="Calibri"/>
+          <w:rFonts w:ascii="Arial" w:cs="Arial" w:eastAsia="Arial" w:hAnsi="Arial"/>
           <w:b/>
           <w:bCs/>
         </w:rPr>
@@ -1720,13 +1699,13 @@
       </w:r>
       <w:r>
         <w:rPr>
-          <w:rFonts w:ascii="Calibri" w:cs="Calibri" w:eastAsia="Calibri" w:hAnsi="Calibri"/>
+          <w:rFonts w:ascii="Arial" w:cs="Arial" w:eastAsia="Arial" w:hAnsi="Arial"/>
         </w:rPr>
         <w:t xml:space="preserve"> llamada </w:t>
       </w:r>
       <w:r>
         <w:rPr>
-          <w:rFonts w:ascii="Calibri" w:cs="Calibri" w:eastAsia="Calibri" w:hAnsi="Calibri"/>
+          <w:rFonts w:ascii="Arial" w:cs="Arial" w:eastAsia="Arial" w:hAnsi="Arial"/>
           <w:b/>
           <w:bCs/>
         </w:rPr>
@@ -1734,7 +1713,7 @@
       </w:r>
       <w:r>
         <w:rPr>
-          <w:rFonts w:ascii="Calibri" w:cs="Calibri" w:eastAsia="Calibri" w:hAnsi="Calibri"/>
+          <w:rFonts w:ascii="Arial" w:cs="Arial" w:eastAsia="Arial" w:hAnsi="Arial"/>
         </w:rPr>
         <w:t xml:space="preserve"> (resumen del mensaje).</w:t>
       </w:r>
@@ -1750,13 +1729,13 @@
       </w:pPr>
       <w:r>
         <w:rPr>
-          <w:rFonts w:ascii="Calibri" w:cs="Calibri" w:eastAsia="Calibri" w:hAnsi="Calibri"/>
+          <w:rFonts w:ascii="Arial" w:cs="Arial" w:eastAsia="Arial" w:hAnsi="Arial"/>
         </w:rPr>
         <w:t xml:space="preserve">La </w:t>
       </w:r>
       <w:r>
         <w:rPr>
-          <w:rFonts w:ascii="Calibri" w:cs="Calibri" w:eastAsia="Calibri" w:hAnsi="Calibri"/>
+          <w:rFonts w:ascii="Arial" w:cs="Arial" w:eastAsia="Arial" w:hAnsi="Arial"/>
           <w:b/>
           <w:bCs/>
         </w:rPr>
@@ -1764,34 +1743,36 @@
       </w:r>
       <w:r>
         <w:rPr>
-          <w:rFonts w:ascii="Calibri" w:cs="Calibri" w:eastAsia="Calibri" w:hAnsi="Calibri"/>
+          <w:rFonts w:ascii="Arial" w:cs="Arial" w:eastAsia="Arial" w:hAnsi="Arial"/>
         </w:rPr>
         <w:t xml:space="preserve"> garantiza que los datos estén completos e inalterados al momento de adquirirlos.</w:t>
       </w:r>
     </w:p>
     <w:p>
       <w:pPr>
-        <w:pStyle w:val="Heading1"/>
         <w:pBdr>
-          <w:bottom w:val="single" w:color="1F4E79" w:sz="8" w:space="2"/>
+          <w:bottom w:val="single" w:color="000000" w:sz="8" w:space="2"/>
         </w:pBdr>
         <w:spacing w:after="120" w:before="280"/>
       </w:pPr>
       <w:r>
         <w:rPr>
-          <w:rFonts w:ascii="Calibri" w:cs="Calibri" w:eastAsia="Calibri" w:hAnsi="Calibri"/>
+          <w:rFonts w:ascii="Arial" w:cs="Arial" w:eastAsia="Arial" w:hAnsi="Arial"/>
+          <w:b/>
+          <w:bCs/>
         </w:rPr>
         <w:t xml:space="preserve">6. Protección de máquinas virtuales</w:t>
       </w:r>
     </w:p>
     <w:p>
       <w:pPr>
-        <w:pStyle w:val="Heading3"/>
         <w:spacing w:after="80" w:before="160"/>
       </w:pPr>
       <w:r>
         <w:rPr>
-          <w:rFonts w:ascii="Calibri" w:cs="Calibri" w:eastAsia="Calibri" w:hAnsi="Calibri"/>
+          <w:rFonts w:ascii="Arial" w:cs="Arial" w:eastAsia="Arial" w:hAnsi="Arial"/>
+          <w:b/>
+          <w:bCs/>
         </w:rPr>
         <w:t xml:space="preserve">Cómo protegerlas</w:t>
       </w:r>
@@ -1807,13 +1788,13 @@
       </w:pPr>
       <w:r>
         <w:rPr>
-          <w:rFonts w:ascii="Calibri" w:cs="Calibri" w:eastAsia="Calibri" w:hAnsi="Calibri"/>
+          <w:rFonts w:ascii="Arial" w:cs="Arial" w:eastAsia="Arial" w:hAnsi="Arial"/>
         </w:rPr>
         <w:t xml:space="preserve">Planificar la </w:t>
       </w:r>
       <w:r>
         <w:rPr>
-          <w:rFonts w:ascii="Calibri" w:cs="Calibri" w:eastAsia="Calibri" w:hAnsi="Calibri"/>
+          <w:rFonts w:ascii="Arial" w:cs="Arial" w:eastAsia="Arial" w:hAnsi="Arial"/>
           <w:b/>
           <w:bCs/>
         </w:rPr>
@@ -1821,7 +1802,7 @@
       </w:r>
       <w:r>
         <w:rPr>
-          <w:rFonts w:ascii="Calibri" w:cs="Calibri" w:eastAsia="Calibri" w:hAnsi="Calibri"/>
+          <w:rFonts w:ascii="Arial" w:cs="Arial" w:eastAsia="Arial" w:hAnsi="Arial"/>
         </w:rPr>
         <w:t xml:space="preserve">.</w:t>
       </w:r>
@@ -1837,7 +1818,7 @@
       </w:pPr>
       <w:r>
         <w:rPr>
-          <w:rFonts w:ascii="Calibri" w:cs="Calibri" w:eastAsia="Calibri" w:hAnsi="Calibri"/>
+          <w:rFonts w:ascii="Arial" w:cs="Arial" w:eastAsia="Arial" w:hAnsi="Arial"/>
           <w:b/>
           <w:bCs/>
         </w:rPr>
@@ -1845,7 +1826,7 @@
       </w:r>
       <w:r>
         <w:rPr>
-          <w:rFonts w:ascii="Calibri" w:cs="Calibri" w:eastAsia="Calibri" w:hAnsi="Calibri"/>
+          <w:rFonts w:ascii="Arial" w:cs="Arial" w:eastAsia="Arial" w:hAnsi="Arial"/>
         </w:rPr>
         <w:t xml:space="preserve"> los puertos y servicios innecesarios.</w:t>
       </w:r>
@@ -1861,13 +1842,13 @@
       </w:pPr>
       <w:r>
         <w:rPr>
-          <w:rFonts w:ascii="Calibri" w:cs="Calibri" w:eastAsia="Calibri" w:hAnsi="Calibri"/>
+          <w:rFonts w:ascii="Arial" w:cs="Arial" w:eastAsia="Arial" w:hAnsi="Arial"/>
         </w:rPr>
         <w:t xml:space="preserve">Aplicar </w:t>
       </w:r>
       <w:r>
         <w:rPr>
-          <w:rFonts w:ascii="Calibri" w:cs="Calibri" w:eastAsia="Calibri" w:hAnsi="Calibri"/>
+          <w:rFonts w:ascii="Arial" w:cs="Arial" w:eastAsia="Arial" w:hAnsi="Arial"/>
           <w:b/>
           <w:bCs/>
         </w:rPr>
@@ -1875,7 +1856,7 @@
       </w:r>
       <w:r>
         <w:rPr>
-          <w:rFonts w:ascii="Calibri" w:cs="Calibri" w:eastAsia="Calibri" w:hAnsi="Calibri"/>
+          <w:rFonts w:ascii="Arial" w:cs="Arial" w:eastAsia="Arial" w:hAnsi="Arial"/>
         </w:rPr>
         <w:t xml:space="preserve">.</w:t>
       </w:r>
@@ -1891,13 +1872,13 @@
       </w:pPr>
       <w:r>
         <w:rPr>
-          <w:rFonts w:ascii="Calibri" w:cs="Calibri" w:eastAsia="Calibri" w:hAnsi="Calibri"/>
+          <w:rFonts w:ascii="Arial" w:cs="Arial" w:eastAsia="Arial" w:hAnsi="Arial"/>
         </w:rPr>
         <w:t xml:space="preserve">Instalar </w:t>
       </w:r>
       <w:r>
         <w:rPr>
-          <w:rFonts w:ascii="Calibri" w:cs="Calibri" w:eastAsia="Calibri" w:hAnsi="Calibri"/>
+          <w:rFonts w:ascii="Arial" w:cs="Arial" w:eastAsia="Arial" w:hAnsi="Arial"/>
           <w:b/>
           <w:bCs/>
         </w:rPr>
@@ -1905,7 +1886,7 @@
       </w:r>
       <w:r>
         <w:rPr>
-          <w:rFonts w:ascii="Calibri" w:cs="Calibri" w:eastAsia="Calibri" w:hAnsi="Calibri"/>
+          <w:rFonts w:ascii="Arial" w:cs="Arial" w:eastAsia="Arial" w:hAnsi="Arial"/>
         </w:rPr>
         <w:t xml:space="preserve"> y mantenerlo actualizado.</w:t>
       </w:r>
@@ -1921,13 +1902,13 @@
       </w:pPr>
       <w:r>
         <w:rPr>
-          <w:rFonts w:ascii="Calibri" w:cs="Calibri" w:eastAsia="Calibri" w:hAnsi="Calibri"/>
+          <w:rFonts w:ascii="Arial" w:cs="Arial" w:eastAsia="Arial" w:hAnsi="Arial"/>
         </w:rPr>
         <w:t xml:space="preserve">Instalar </w:t>
       </w:r>
       <w:r>
         <w:rPr>
-          <w:rFonts w:ascii="Calibri" w:cs="Calibri" w:eastAsia="Calibri" w:hAnsi="Calibri"/>
+          <w:rFonts w:ascii="Arial" w:cs="Arial" w:eastAsia="Arial" w:hAnsi="Arial"/>
           <w:b/>
           <w:bCs/>
         </w:rPr>
@@ -1935,13 +1916,13 @@
       </w:r>
       <w:r>
         <w:rPr>
-          <w:rFonts w:ascii="Calibri" w:cs="Calibri" w:eastAsia="Calibri" w:hAnsi="Calibri"/>
+          <w:rFonts w:ascii="Arial" w:cs="Arial" w:eastAsia="Arial" w:hAnsi="Arial"/>
         </w:rPr>
         <w:t xml:space="preserve"> e </w:t>
       </w:r>
       <w:r>
         <w:rPr>
-          <w:rFonts w:ascii="Calibri" w:cs="Calibri" w:eastAsia="Calibri" w:hAnsi="Calibri"/>
+          <w:rFonts w:ascii="Arial" w:cs="Arial" w:eastAsia="Arial" w:hAnsi="Arial"/>
           <w:b/>
           <w:bCs/>
         </w:rPr>
@@ -1949,19 +1930,20 @@
       </w:r>
       <w:r>
         <w:rPr>
-          <w:rFonts w:ascii="Calibri" w:cs="Calibri" w:eastAsia="Calibri" w:hAnsi="Calibri"/>
+          <w:rFonts w:ascii="Arial" w:cs="Arial" w:eastAsia="Arial" w:hAnsi="Arial"/>
         </w:rPr>
         <w:t xml:space="preserve">.</w:t>
       </w:r>
     </w:p>
     <w:p>
       <w:pPr>
-        <w:pStyle w:val="Heading3"/>
         <w:spacing w:after="80" w:before="160"/>
       </w:pPr>
       <w:r>
         <w:rPr>
-          <w:rFonts w:ascii="Calibri" w:cs="Calibri" w:eastAsia="Calibri" w:hAnsi="Calibri"/>
+          <w:rFonts w:ascii="Arial" w:cs="Arial" w:eastAsia="Arial" w:hAnsi="Arial"/>
+          <w:b/>
+          <w:bCs/>
         </w:rPr>
         <w:t xml:space="preserve">VM Sprawl</w:t>
       </w:r>
@@ -1977,13 +1959,13 @@
       </w:pPr>
       <w:r>
         <w:rPr>
-          <w:rFonts w:ascii="Calibri" w:cs="Calibri" w:eastAsia="Calibri" w:hAnsi="Calibri"/>
+          <w:rFonts w:ascii="Arial" w:cs="Arial" w:eastAsia="Arial" w:hAnsi="Arial"/>
         </w:rPr>
         <w:t xml:space="preserve">Pasa cuando una organización tiene </w:t>
       </w:r>
       <w:r>
         <w:rPr>
-          <w:rFonts w:ascii="Calibri" w:cs="Calibri" w:eastAsia="Calibri" w:hAnsi="Calibri"/>
+          <w:rFonts w:ascii="Arial" w:cs="Arial" w:eastAsia="Arial" w:hAnsi="Arial"/>
           <w:b/>
           <w:bCs/>
         </w:rPr>
@@ -1991,7 +1973,7 @@
       </w:r>
       <w:r>
         <w:rPr>
-          <w:rFonts w:ascii="Calibri" w:cs="Calibri" w:eastAsia="Calibri" w:hAnsi="Calibri"/>
+          <w:rFonts w:ascii="Arial" w:cs="Arial" w:eastAsia="Arial" w:hAnsi="Arial"/>
         </w:rPr>
         <w:t xml:space="preserve">.</w:t>
       </w:r>
@@ -2007,13 +1989,13 @@
       </w:pPr>
       <w:r>
         <w:rPr>
-          <w:rFonts w:ascii="Calibri" w:cs="Calibri" w:eastAsia="Calibri" w:hAnsi="Calibri"/>
+          <w:rFonts w:ascii="Arial" w:cs="Arial" w:eastAsia="Arial" w:hAnsi="Arial"/>
         </w:rPr>
         <w:t xml:space="preserve">Puede que algunas ya no se usen, pero se dejan </w:t>
       </w:r>
       <w:r>
         <w:rPr>
-          <w:rFonts w:ascii="Calibri" w:cs="Calibri" w:eastAsia="Calibri" w:hAnsi="Calibri"/>
+          <w:rFonts w:ascii="Arial" w:cs="Arial" w:eastAsia="Arial" w:hAnsi="Arial"/>
           <w:b/>
           <w:bCs/>
         </w:rPr>
@@ -2021,7 +2003,7 @@
       </w:r>
       <w:r>
         <w:rPr>
-          <w:rFonts w:ascii="Calibri" w:cs="Calibri" w:eastAsia="Calibri" w:hAnsi="Calibri"/>
+          <w:rFonts w:ascii="Arial" w:cs="Arial" w:eastAsia="Arial" w:hAnsi="Arial"/>
         </w:rPr>
         <w:t xml:space="preserve">.</w:t>
       </w:r>
@@ -2037,13 +2019,13 @@
       </w:pPr>
       <w:r>
         <w:rPr>
-          <w:rFonts w:ascii="Calibri" w:cs="Calibri" w:eastAsia="Calibri" w:hAnsi="Calibri"/>
+          <w:rFonts w:ascii="Arial" w:cs="Arial" w:eastAsia="Arial" w:hAnsi="Arial"/>
         </w:rPr>
         <w:t xml:space="preserve">Si no se </w:t>
       </w:r>
       <w:r>
         <w:rPr>
-          <w:rFonts w:ascii="Calibri" w:cs="Calibri" w:eastAsia="Calibri" w:hAnsi="Calibri"/>
+          <w:rFonts w:ascii="Arial" w:cs="Arial" w:eastAsia="Arial" w:hAnsi="Arial"/>
           <w:b/>
           <w:bCs/>
         </w:rPr>
@@ -2051,13 +2033,13 @@
       </w:r>
       <w:r>
         <w:rPr>
-          <w:rFonts w:ascii="Calibri" w:cs="Calibri" w:eastAsia="Calibri" w:hAnsi="Calibri"/>
+          <w:rFonts w:ascii="Arial" w:cs="Arial" w:eastAsia="Arial" w:hAnsi="Arial"/>
         </w:rPr>
         <w:t xml:space="preserve">, se quedan </w:t>
       </w:r>
       <w:r>
         <w:rPr>
-          <w:rFonts w:ascii="Calibri" w:cs="Calibri" w:eastAsia="Calibri" w:hAnsi="Calibri"/>
+          <w:rFonts w:ascii="Arial" w:cs="Arial" w:eastAsia="Arial" w:hAnsi="Arial"/>
           <w:b/>
           <w:bCs/>
         </w:rPr>
@@ -2065,13 +2047,13 @@
       </w:r>
       <w:r>
         <w:rPr>
-          <w:rFonts w:ascii="Calibri" w:cs="Calibri" w:eastAsia="Calibri" w:hAnsi="Calibri"/>
+          <w:rFonts w:ascii="Arial" w:cs="Arial" w:eastAsia="Arial" w:hAnsi="Arial"/>
         </w:rPr>
         <w:t xml:space="preserve"> y quedan </w:t>
       </w:r>
       <w:r>
         <w:rPr>
-          <w:rFonts w:ascii="Calibri" w:cs="Calibri" w:eastAsia="Calibri" w:hAnsi="Calibri"/>
+          <w:rFonts w:ascii="Arial" w:cs="Arial" w:eastAsia="Arial" w:hAnsi="Arial"/>
           <w:b/>
           <w:bCs/>
         </w:rPr>
@@ -2079,7 +2061,7 @@
       </w:r>
       <w:r>
         <w:rPr>
-          <w:rFonts w:ascii="Calibri" w:cs="Calibri" w:eastAsia="Calibri" w:hAnsi="Calibri"/>
+          <w:rFonts w:ascii="Arial" w:cs="Arial" w:eastAsia="Arial" w:hAnsi="Arial"/>
         </w:rPr>
         <w:t xml:space="preserve">.</w:t>
       </w:r>
@@ -2299,9 +2281,9 @@
   <w:docDefaults>
     <w:rPrDefault>
       <w:rPr>
-        <w:rFonts w:ascii="Calibri" w:cs="Calibri" w:eastAsia="Calibri" w:hAnsi="Calibri"/>
-        <w:sz w:val="22"/>
-        <w:szCs w:val="22"/>
+        <w:rFonts w:ascii="Arial" w:cs="Arial" w:eastAsia="Arial" w:hAnsi="Arial"/>
+        <w:sz w:val="24"/>
+        <w:szCs w:val="24"/>
       </w:rPr>
     </w:rPrDefault>
     <w:pPrDefault/>
@@ -2486,12 +2468,12 @@
       <w:outlineLvl w:val="0"/>
     </w:pPr>
     <w:rPr>
-      <w:rFonts w:ascii="Calibri" w:cs="Calibri" w:eastAsia="Calibri" w:hAnsi="Calibri"/>
+      <w:rFonts w:ascii="Arial" w:cs="Arial" w:eastAsia="Arial" w:hAnsi="Arial"/>
       <w:b/>
       <w:bCs/>
-      <w:color w:val="1F4E79"/>
-      <w:sz w:val="30"/>
-      <w:szCs w:val="30"/>
+      <w:color w:val="000000"/>
+      <w:sz w:val="24"/>
+      <w:szCs w:val="24"/>
     </w:rPr>
   </w:style>
   <w:style w:type="paragraph" w:styleId="Heading3">
@@ -2503,10 +2485,10 @@
       <w:outlineLvl w:val="2"/>
     </w:pPr>
     <w:rPr>
-      <w:rFonts w:ascii="Calibri" w:cs="Calibri" w:eastAsia="Calibri" w:hAnsi="Calibri"/>
+      <w:rFonts w:ascii="Arial" w:cs="Arial" w:eastAsia="Arial" w:hAnsi="Arial"/>
       <w:b/>
       <w:bCs/>
-      <w:color w:val="2E75B6"/>
+      <w:color w:val="000000"/>
       <w:sz w:val="24"/>
       <w:szCs w:val="24"/>
     </w:rPr>

--- a/Modulo17_Resumen.docx
+++ b/Modulo17_Resumen.docx
@@ -9,7 +9,7 @@
       </w:pPr>
       <w:r>
         <w:rPr>
-          <w:rFonts w:ascii="Arial" w:cs="Arial" w:eastAsia="Arial" w:hAnsi="Arial"/>
+          <w:rFonts w:ascii="Calibri" w:cs="Calibri" w:eastAsia="Calibri" w:hAnsi="Calibri"/>
           <w:b/>
           <w:bCs/>
           <w:color w:val="000000"/>
@@ -26,7 +26,7 @@
       </w:pPr>
       <w:r>
         <w:rPr>
-          <w:rFonts w:ascii="Arial" w:cs="Arial" w:eastAsia="Arial" w:hAnsi="Arial"/>
+          <w:rFonts w:ascii="Calibri" w:cs="Calibri" w:eastAsia="Calibri" w:hAnsi="Calibri"/>
           <w:color w:val="000000"/>
           <w:sz w:val="24"/>
           <w:szCs w:val="24"/>
@@ -36,14 +36,11 @@
     </w:p>
     <w:p>
       <w:pPr>
-        <w:pBdr>
-          <w:bottom w:val="single" w:color="000000" w:sz="8" w:space="2"/>
-        </w:pBdr>
         <w:spacing w:after="120" w:before="280"/>
       </w:pPr>
       <w:r>
         <w:rPr>
-          <w:rFonts w:ascii="Arial" w:cs="Arial" w:eastAsia="Arial" w:hAnsi="Arial"/>
+          <w:rFonts w:ascii="Calibri" w:cs="Calibri" w:eastAsia="Calibri" w:hAnsi="Calibri"/>
           <w:b/>
           <w:bCs/>
         </w:rPr>
@@ -56,7 +53,7 @@
       </w:pPr>
       <w:r>
         <w:rPr>
-          <w:rFonts w:ascii="Arial" w:cs="Arial" w:eastAsia="Arial" w:hAnsi="Arial"/>
+          <w:rFonts w:ascii="Calibri" w:cs="Calibri" w:eastAsia="Calibri" w:hAnsi="Calibri"/>
           <w:b/>
           <w:bCs/>
         </w:rPr>
@@ -74,13 +71,13 @@
       </w:pPr>
       <w:r>
         <w:rPr>
-          <w:rFonts w:ascii="Arial" w:cs="Arial" w:eastAsia="Arial" w:hAnsi="Arial"/>
+          <w:rFonts w:ascii="Calibri" w:cs="Calibri" w:eastAsia="Calibri" w:hAnsi="Calibri"/>
         </w:rPr>
         <w:t xml:space="preserve">Programa de </w:t>
       </w:r>
       <w:r>
         <w:rPr>
-          <w:rFonts w:ascii="Arial" w:cs="Arial" w:eastAsia="Arial" w:hAnsi="Arial"/>
+          <w:rFonts w:ascii="Calibri" w:cs="Calibri" w:eastAsia="Calibri" w:hAnsi="Calibri"/>
           <w:b/>
           <w:bCs/>
         </w:rPr>
@@ -88,13 +85,13 @@
       </w:r>
       <w:r>
         <w:rPr>
-          <w:rFonts w:ascii="Arial" w:cs="Arial" w:eastAsia="Arial" w:hAnsi="Arial"/>
+          <w:rFonts w:ascii="Calibri" w:cs="Calibri" w:eastAsia="Calibri" w:hAnsi="Calibri"/>
         </w:rPr>
         <w:t xml:space="preserve"> que corre varios </w:t>
       </w:r>
       <w:r>
         <w:rPr>
-          <w:rFonts w:ascii="Arial" w:cs="Arial" w:eastAsia="Arial" w:hAnsi="Arial"/>
+          <w:rFonts w:ascii="Calibri" w:cs="Calibri" w:eastAsia="Calibri" w:hAnsi="Calibri"/>
           <w:b/>
           <w:bCs/>
         </w:rPr>
@@ -102,7 +99,7 @@
       </w:r>
       <w:r>
         <w:rPr>
-          <w:rFonts w:ascii="Arial" w:cs="Arial" w:eastAsia="Arial" w:hAnsi="Arial"/>
+          <w:rFonts w:ascii="Calibri" w:cs="Calibri" w:eastAsia="Calibri" w:hAnsi="Calibri"/>
         </w:rPr>
         <w:t xml:space="preserve">.</w:t>
       </w:r>
@@ -147,7 +144,7 @@
           <w:p>
             <w:r>
               <w:rPr>
-                <w:rFonts w:ascii="Arial" w:cs="Arial" w:eastAsia="Arial" w:hAnsi="Arial"/>
+                <w:rFonts w:ascii="Calibri" w:cs="Calibri" w:eastAsia="Calibri" w:hAnsi="Calibri"/>
                 <w:b/>
                 <w:bCs/>
                 <w:color w:val="000000"/>
@@ -176,7 +173,7 @@
           <w:p>
             <w:r>
               <w:rPr>
-                <w:rFonts w:ascii="Arial" w:cs="Arial" w:eastAsia="Arial" w:hAnsi="Arial"/>
+                <w:rFonts w:ascii="Calibri" w:cs="Calibri" w:eastAsia="Calibri" w:hAnsi="Calibri"/>
                 <w:b/>
                 <w:bCs/>
                 <w:color w:val="000000"/>
@@ -207,7 +204,7 @@
           <w:p>
             <w:r>
               <w:rPr>
-                <w:rFonts w:ascii="Arial" w:cs="Arial" w:eastAsia="Arial" w:hAnsi="Arial"/>
+                <w:rFonts w:ascii="Calibri" w:cs="Calibri" w:eastAsia="Calibri" w:hAnsi="Calibri"/>
                 <w:b/>
                 <w:bCs/>
               </w:rPr>
@@ -235,13 +232,13 @@
           <w:p>
             <w:r>
               <w:rPr>
-                <w:rFonts w:ascii="Arial" w:cs="Arial" w:eastAsia="Arial" w:hAnsi="Arial"/>
+                <w:rFonts w:ascii="Calibri" w:cs="Calibri" w:eastAsia="Calibri" w:hAnsi="Calibri"/>
               </w:rPr>
               <w:t xml:space="preserve">Virtualización por </w:t>
             </w:r>
             <w:r>
               <w:rPr>
-                <w:rFonts w:ascii="Arial" w:cs="Arial" w:eastAsia="Arial" w:hAnsi="Arial"/>
+                <w:rFonts w:ascii="Calibri" w:cs="Calibri" w:eastAsia="Calibri" w:hAnsi="Calibri"/>
                 <w:b/>
                 <w:bCs/>
               </w:rPr>
@@ -271,7 +268,7 @@
           <w:p>
             <w:r>
               <w:rPr>
-                <w:rFonts w:ascii="Arial" w:cs="Arial" w:eastAsia="Arial" w:hAnsi="Arial"/>
+                <w:rFonts w:ascii="Calibri" w:cs="Calibri" w:eastAsia="Calibri" w:hAnsi="Calibri"/>
                 <w:b/>
                 <w:bCs/>
               </w:rPr>
@@ -299,13 +296,13 @@
           <w:p>
             <w:r>
               <w:rPr>
-                <w:rFonts w:ascii="Arial" w:cs="Arial" w:eastAsia="Arial" w:hAnsi="Arial"/>
+                <w:rFonts w:ascii="Calibri" w:cs="Calibri" w:eastAsia="Calibri" w:hAnsi="Calibri"/>
               </w:rPr>
               <w:t xml:space="preserve">Virtualización en </w:t>
             </w:r>
             <w:r>
               <w:rPr>
-                <w:rFonts w:ascii="Arial" w:cs="Arial" w:eastAsia="Arial" w:hAnsi="Arial"/>
+                <w:rFonts w:ascii="Calibri" w:cs="Calibri" w:eastAsia="Calibri" w:hAnsi="Calibri"/>
                 <w:b/>
                 <w:bCs/>
               </w:rPr>
@@ -326,7 +323,7 @@
       </w:pPr>
       <w:r>
         <w:rPr>
-          <w:rFonts w:ascii="Arial" w:cs="Arial" w:eastAsia="Arial" w:hAnsi="Arial"/>
+          <w:rFonts w:ascii="Calibri" w:cs="Calibri" w:eastAsia="Calibri" w:hAnsi="Calibri"/>
           <w:b/>
           <w:bCs/>
         </w:rPr>
@@ -344,13 +341,13 @@
       </w:pPr>
       <w:r>
         <w:rPr>
-          <w:rFonts w:ascii="Arial" w:cs="Arial" w:eastAsia="Arial" w:hAnsi="Arial"/>
+          <w:rFonts w:ascii="Calibri" w:cs="Calibri" w:eastAsia="Calibri" w:hAnsi="Calibri"/>
         </w:rPr>
         <w:t xml:space="preserve">Las tecnologías de la nube permiten acceder por Internet a la </w:t>
       </w:r>
       <w:r>
         <w:rPr>
-          <w:rFonts w:ascii="Arial" w:cs="Arial" w:eastAsia="Arial" w:hAnsi="Arial"/>
+          <w:rFonts w:ascii="Calibri" w:cs="Calibri" w:eastAsia="Calibri" w:hAnsi="Calibri"/>
           <w:b/>
           <w:bCs/>
         </w:rPr>
@@ -358,7 +355,7 @@
       </w:r>
       <w:r>
         <w:rPr>
-          <w:rFonts w:ascii="Arial" w:cs="Arial" w:eastAsia="Arial" w:hAnsi="Arial"/>
+          <w:rFonts w:ascii="Calibri" w:cs="Calibri" w:eastAsia="Calibri" w:hAnsi="Calibri"/>
         </w:rPr>
         <w:t xml:space="preserve">.</w:t>
       </w:r>
@@ -374,13 +371,13 @@
       </w:pPr>
       <w:r>
         <w:rPr>
-          <w:rFonts w:ascii="Arial" w:cs="Arial" w:eastAsia="Arial" w:hAnsi="Arial"/>
+          <w:rFonts w:ascii="Calibri" w:cs="Calibri" w:eastAsia="Calibri" w:hAnsi="Calibri"/>
         </w:rPr>
         <w:t xml:space="preserve">Los 3 modelos de servicio principales: </w:t>
       </w:r>
       <w:r>
         <w:rPr>
-          <w:rFonts w:ascii="Arial" w:cs="Arial" w:eastAsia="Arial" w:hAnsi="Arial"/>
+          <w:rFonts w:ascii="Calibri" w:cs="Calibri" w:eastAsia="Calibri" w:hAnsi="Calibri"/>
           <w:b/>
           <w:bCs/>
         </w:rPr>
@@ -388,7 +385,7 @@
       </w:r>
       <w:r>
         <w:rPr>
-          <w:rFonts w:ascii="Arial" w:cs="Arial" w:eastAsia="Arial" w:hAnsi="Arial"/>
+          <w:rFonts w:ascii="Calibri" w:cs="Calibri" w:eastAsia="Calibri" w:hAnsi="Calibri"/>
         </w:rPr>
         <w:t xml:space="preserve">.</w:t>
       </w:r>
@@ -404,13 +401,13 @@
       </w:pPr>
       <w:r>
         <w:rPr>
-          <w:rFonts w:ascii="Arial" w:cs="Arial" w:eastAsia="Arial" w:hAnsi="Arial"/>
+          <w:rFonts w:ascii="Calibri" w:cs="Calibri" w:eastAsia="Calibri" w:hAnsi="Calibri"/>
         </w:rPr>
         <w:t xml:space="preserve">Las clasificaciones se basan en </w:t>
       </w:r>
       <w:r>
         <w:rPr>
-          <w:rFonts w:ascii="Arial" w:cs="Arial" w:eastAsia="Arial" w:hAnsi="Arial"/>
+          <w:rFonts w:ascii="Calibri" w:cs="Calibri" w:eastAsia="Calibri" w:hAnsi="Calibri"/>
           <w:b/>
           <w:bCs/>
         </w:rPr>
@@ -418,13 +415,13 @@
       </w:r>
       <w:r>
         <w:rPr>
-          <w:rFonts w:ascii="Arial" w:cs="Arial" w:eastAsia="Arial" w:hAnsi="Arial"/>
+          <w:rFonts w:ascii="Calibri" w:cs="Calibri" w:eastAsia="Calibri" w:hAnsi="Calibri"/>
         </w:rPr>
         <w:t xml:space="preserve"> los modelos de servicio: nubes </w:t>
       </w:r>
       <w:r>
         <w:rPr>
-          <w:rFonts w:ascii="Arial" w:cs="Arial" w:eastAsia="Arial" w:hAnsi="Arial"/>
+          <w:rFonts w:ascii="Calibri" w:cs="Calibri" w:eastAsia="Calibri" w:hAnsi="Calibri"/>
           <w:b/>
           <w:bCs/>
         </w:rPr>
@@ -432,7 +429,7 @@
       </w:r>
       <w:r>
         <w:rPr>
-          <w:rFonts w:ascii="Arial" w:cs="Arial" w:eastAsia="Arial" w:hAnsi="Arial"/>
+          <w:rFonts w:ascii="Calibri" w:cs="Calibri" w:eastAsia="Calibri" w:hAnsi="Calibri"/>
         </w:rPr>
         <w:t xml:space="preserve">.</w:t>
       </w:r>
@@ -443,7 +440,7 @@
       </w:pPr>
       <w:r>
         <w:rPr>
-          <w:rFonts w:ascii="Arial" w:cs="Arial" w:eastAsia="Arial" w:hAnsi="Arial"/>
+          <w:rFonts w:ascii="Calibri" w:cs="Calibri" w:eastAsia="Calibri" w:hAnsi="Calibri"/>
           <w:b/>
           <w:bCs/>
         </w:rPr>
@@ -461,7 +458,7 @@
       </w:pPr>
       <w:r>
         <w:rPr>
-          <w:rFonts w:ascii="Arial" w:cs="Arial" w:eastAsia="Arial" w:hAnsi="Arial"/>
+          <w:rFonts w:ascii="Calibri" w:cs="Calibri" w:eastAsia="Calibri" w:hAnsi="Calibri"/>
         </w:rPr>
         <w:t xml:space="preserve">Violaciones de datos</w:t>
       </w:r>
@@ -477,7 +474,7 @@
       </w:pPr>
       <w:r>
         <w:rPr>
-          <w:rFonts w:ascii="Arial" w:cs="Arial" w:eastAsia="Arial" w:hAnsi="Arial"/>
+          <w:rFonts w:ascii="Calibri" w:cs="Calibri" w:eastAsia="Calibri" w:hAnsi="Calibri"/>
         </w:rPr>
         <w:t xml:space="preserve">Configuración incorrecta de la nube</w:t>
       </w:r>
@@ -493,7 +490,7 @@
       </w:pPr>
       <w:r>
         <w:rPr>
-          <w:rFonts w:ascii="Arial" w:cs="Arial" w:eastAsia="Arial" w:hAnsi="Arial"/>
+          <w:rFonts w:ascii="Calibri" w:cs="Calibri" w:eastAsia="Calibri" w:hAnsi="Calibri"/>
         </w:rPr>
         <w:t xml:space="preserve">Arquitectura de seguridad deficiente</w:t>
       </w:r>
@@ -509,7 +506,7 @@
       </w:pPr>
       <w:r>
         <w:rPr>
-          <w:rFonts w:ascii="Arial" w:cs="Arial" w:eastAsia="Arial" w:hAnsi="Arial"/>
+          <w:rFonts w:ascii="Calibri" w:cs="Calibri" w:eastAsia="Calibri" w:hAnsi="Calibri"/>
         </w:rPr>
         <w:t xml:space="preserve">Credenciales de cuenta comprometidas</w:t>
       </w:r>
@@ -525,7 +522,7 @@
       </w:pPr>
       <w:r>
         <w:rPr>
-          <w:rFonts w:ascii="Arial" w:cs="Arial" w:eastAsia="Arial" w:hAnsi="Arial"/>
+          <w:rFonts w:ascii="Calibri" w:cs="Calibri" w:eastAsia="Calibri" w:hAnsi="Calibri"/>
         </w:rPr>
         <w:t xml:space="preserve">Amenaza interna</w:t>
       </w:r>
@@ -541,7 +538,7 @@
       </w:pPr>
       <w:r>
         <w:rPr>
-          <w:rFonts w:ascii="Arial" w:cs="Arial" w:eastAsia="Arial" w:hAnsi="Arial"/>
+          <w:rFonts w:ascii="Calibri" w:cs="Calibri" w:eastAsia="Calibri" w:hAnsi="Calibri"/>
         </w:rPr>
         <w:t xml:space="preserve">API o interfaz de usuario de software insegura</w:t>
       </w:r>
@@ -557,21 +554,18 @@
       </w:pPr>
       <w:r>
         <w:rPr>
-          <w:rFonts w:ascii="Arial" w:cs="Arial" w:eastAsia="Arial" w:hAnsi="Arial"/>
+          <w:rFonts w:ascii="Calibri" w:cs="Calibri" w:eastAsia="Calibri" w:hAnsi="Calibri"/>
         </w:rPr>
         <w:t xml:space="preserve">Uso limitado de la nube</w:t>
       </w:r>
     </w:p>
     <w:p>
       <w:pPr>
-        <w:pBdr>
-          <w:bottom w:val="single" w:color="000000" w:sz="8" w:space="2"/>
-        </w:pBdr>
         <w:spacing w:after="120" w:before="280"/>
       </w:pPr>
       <w:r>
         <w:rPr>
-          <w:rFonts w:ascii="Arial" w:cs="Arial" w:eastAsia="Arial" w:hAnsi="Arial"/>
+          <w:rFonts w:ascii="Calibri" w:cs="Calibri" w:eastAsia="Calibri" w:hAnsi="Calibri"/>
           <w:b/>
           <w:bCs/>
         </w:rPr>
@@ -589,13 +583,13 @@
       </w:pPr>
       <w:r>
         <w:rPr>
-          <w:rFonts w:ascii="Arial" w:cs="Arial" w:eastAsia="Arial" w:hAnsi="Arial"/>
+          <w:rFonts w:ascii="Calibri" w:cs="Calibri" w:eastAsia="Calibri" w:hAnsi="Calibri"/>
         </w:rPr>
         <w:t xml:space="preserve">El documento de la </w:t>
       </w:r>
       <w:r>
         <w:rPr>
-          <w:rFonts w:ascii="Arial" w:cs="Arial" w:eastAsia="Arial" w:hAnsi="Arial"/>
+          <w:rFonts w:ascii="Calibri" w:cs="Calibri" w:eastAsia="Calibri" w:hAnsi="Calibri"/>
           <w:b/>
           <w:bCs/>
         </w:rPr>
@@ -603,13 +597,13 @@
       </w:r>
       <w:r>
         <w:rPr>
-          <w:rFonts w:ascii="Arial" w:cs="Arial" w:eastAsia="Arial" w:hAnsi="Arial"/>
+          <w:rFonts w:ascii="Calibri" w:cs="Calibri" w:eastAsia="Calibri" w:hAnsi="Calibri"/>
         </w:rPr>
         <w:t xml:space="preserve"> "Security Guidance for Critical Areas of Focus in Cloud Computing v4" promueve las mejores prácticas para asegurar los </w:t>
       </w:r>
       <w:r>
         <w:rPr>
-          <w:rFonts w:ascii="Arial" w:cs="Arial" w:eastAsia="Arial" w:hAnsi="Arial"/>
+          <w:rFonts w:ascii="Calibri" w:cs="Calibri" w:eastAsia="Calibri" w:hAnsi="Calibri"/>
           <w:b/>
           <w:bCs/>
         </w:rPr>
@@ -617,21 +611,18 @@
       </w:r>
       <w:r>
         <w:rPr>
-          <w:rFonts w:ascii="Arial" w:cs="Arial" w:eastAsia="Arial" w:hAnsi="Arial"/>
+          <w:rFonts w:ascii="Calibri" w:cs="Calibri" w:eastAsia="Calibri" w:hAnsi="Calibri"/>
         </w:rPr>
         <w:t xml:space="preserve"> de la computación en la nube.</w:t>
       </w:r>
     </w:p>
     <w:p>
       <w:pPr>
-        <w:pBdr>
-          <w:bottom w:val="single" w:color="000000" w:sz="8" w:space="2"/>
-        </w:pBdr>
         <w:spacing w:after="120" w:before="280"/>
       </w:pPr>
       <w:r>
         <w:rPr>
-          <w:rFonts w:ascii="Arial" w:cs="Arial" w:eastAsia="Arial" w:hAnsi="Arial"/>
+          <w:rFonts w:ascii="Calibri" w:cs="Calibri" w:eastAsia="Calibri" w:hAnsi="Calibri"/>
           <w:b/>
           <w:bCs/>
         </w:rPr>
@@ -649,13 +640,13 @@
       </w:pPr>
       <w:r>
         <w:rPr>
-          <w:rFonts w:ascii="Arial" w:cs="Arial" w:eastAsia="Arial" w:hAnsi="Arial"/>
+          <w:rFonts w:ascii="Calibri" w:cs="Calibri" w:eastAsia="Calibri" w:hAnsi="Calibri"/>
         </w:rPr>
         <w:t xml:space="preserve">Este dominio describe aspectos de la seguridad de la infraestructura en la nube y la </w:t>
       </w:r>
       <w:r>
         <w:rPr>
-          <w:rFonts w:ascii="Arial" w:cs="Arial" w:eastAsia="Arial" w:hAnsi="Arial"/>
+          <w:rFonts w:ascii="Calibri" w:cs="Calibri" w:eastAsia="Calibri" w:hAnsi="Calibri"/>
           <w:b/>
           <w:bCs/>
         </w:rPr>
@@ -663,7 +654,7 @@
       </w:r>
       <w:r>
         <w:rPr>
-          <w:rFonts w:ascii="Arial" w:cs="Arial" w:eastAsia="Arial" w:hAnsi="Arial"/>
+          <w:rFonts w:ascii="Calibri" w:cs="Calibri" w:eastAsia="Calibri" w:hAnsi="Calibri"/>
         </w:rPr>
         <w:t xml:space="preserve"> en ella.</w:t>
       </w:r>
@@ -674,7 +665,7 @@
       </w:pPr>
       <w:r>
         <w:rPr>
-          <w:rFonts w:ascii="Arial" w:cs="Arial" w:eastAsia="Arial" w:hAnsi="Arial"/>
+          <w:rFonts w:ascii="Calibri" w:cs="Calibri" w:eastAsia="Calibri" w:hAnsi="Calibri"/>
           <w:b/>
           <w:bCs/>
         </w:rPr>
@@ -721,7 +712,7 @@
           <w:p>
             <w:r>
               <w:rPr>
-                <w:rFonts w:ascii="Arial" w:cs="Arial" w:eastAsia="Arial" w:hAnsi="Arial"/>
+                <w:rFonts w:ascii="Calibri" w:cs="Calibri" w:eastAsia="Calibri" w:hAnsi="Calibri"/>
                 <w:b/>
                 <w:bCs/>
                 <w:color w:val="000000"/>
@@ -750,7 +741,7 @@
           <w:p>
             <w:r>
               <w:rPr>
-                <w:rFonts w:ascii="Arial" w:cs="Arial" w:eastAsia="Arial" w:hAnsi="Arial"/>
+                <w:rFonts w:ascii="Calibri" w:cs="Calibri" w:eastAsia="Calibri" w:hAnsi="Calibri"/>
                 <w:b/>
                 <w:bCs/>
                 <w:color w:val="000000"/>
@@ -781,7 +772,7 @@
           <w:p>
             <w:r>
               <w:rPr>
-                <w:rFonts w:ascii="Arial" w:cs="Arial" w:eastAsia="Arial" w:hAnsi="Arial"/>
+                <w:rFonts w:ascii="Calibri" w:cs="Calibri" w:eastAsia="Calibri" w:hAnsi="Calibri"/>
                 <w:b/>
                 <w:bCs/>
               </w:rPr>
@@ -809,7 +800,7 @@
           <w:p>
             <w:r>
               <w:rPr>
-                <w:rFonts w:ascii="Arial" w:cs="Arial" w:eastAsia="Arial" w:hAnsi="Arial"/>
+                <w:rFonts w:ascii="Calibri" w:cs="Calibri" w:eastAsia="Calibri" w:hAnsi="Calibri"/>
               </w:rPr>
               <w:t xml:space="preserve">CPU, memoria, etc., más las redes y el almacenamiento que se combinan para crear una nube</w:t>
             </w:r>
@@ -837,7 +828,7 @@
           <w:p>
             <w:r>
               <w:rPr>
-                <w:rFonts w:ascii="Arial" w:cs="Arial" w:eastAsia="Arial" w:hAnsi="Arial"/>
+                <w:rFonts w:ascii="Calibri" w:cs="Calibri" w:eastAsia="Calibri" w:hAnsi="Calibri"/>
                 <w:b/>
                 <w:bCs/>
               </w:rPr>
@@ -865,7 +856,7 @@
           <w:p>
             <w:r>
               <w:rPr>
-                <w:rFonts w:ascii="Arial" w:cs="Arial" w:eastAsia="Arial" w:hAnsi="Arial"/>
+                <w:rFonts w:ascii="Calibri" w:cs="Calibri" w:eastAsia="Calibri" w:hAnsi="Calibri"/>
               </w:rPr>
               <w:t xml:space="preserve">La gestiona un usuario de la nube: los activos de computación, red y almacenamiento a los que accede desde los grupos de recursos</w:t>
             </w:r>
@@ -884,7 +875,7 @@
       </w:pPr>
       <w:r>
         <w:rPr>
-          <w:rFonts w:ascii="Arial" w:cs="Arial" w:eastAsia="Arial" w:hAnsi="Arial"/>
+          <w:rFonts w:ascii="Calibri" w:cs="Calibri" w:eastAsia="Calibri" w:hAnsi="Calibri"/>
           <w:b/>
           <w:bCs/>
         </w:rPr>
@@ -902,13 +893,13 @@
       </w:pPr>
       <w:r>
         <w:rPr>
-          <w:rFonts w:ascii="Arial" w:cs="Arial" w:eastAsia="Arial" w:hAnsi="Arial"/>
+          <w:rFonts w:ascii="Calibri" w:cs="Calibri" w:eastAsia="Calibri" w:hAnsi="Calibri"/>
         </w:rPr>
         <w:t xml:space="preserve">El </w:t>
       </w:r>
       <w:r>
         <w:rPr>
-          <w:rFonts w:ascii="Arial" w:cs="Arial" w:eastAsia="Arial" w:hAnsi="Arial"/>
+          <w:rFonts w:ascii="Calibri" w:cs="Calibri" w:eastAsia="Calibri" w:hAnsi="Calibri"/>
           <w:b/>
           <w:bCs/>
         </w:rPr>
@@ -916,13 +907,13 @@
       </w:r>
       <w:r>
         <w:rPr>
-          <w:rFonts w:ascii="Arial" w:cs="Arial" w:eastAsia="Arial" w:hAnsi="Arial"/>
+          <w:rFonts w:ascii="Calibri" w:cs="Calibri" w:eastAsia="Calibri" w:hAnsi="Calibri"/>
         </w:rPr>
         <w:t xml:space="preserve"> (proveedor) es responsable de los servicios en la nube para el cliente, pero el </w:t>
       </w:r>
       <w:r>
         <w:rPr>
-          <w:rFonts w:ascii="Arial" w:cs="Arial" w:eastAsia="Arial" w:hAnsi="Arial"/>
+          <w:rFonts w:ascii="Calibri" w:cs="Calibri" w:eastAsia="Calibri" w:hAnsi="Calibri"/>
           <w:b/>
           <w:bCs/>
         </w:rPr>
@@ -930,7 +921,7 @@
       </w:r>
       <w:r>
         <w:rPr>
-          <w:rFonts w:ascii="Arial" w:cs="Arial" w:eastAsia="Arial" w:hAnsi="Arial"/>
+          <w:rFonts w:ascii="Calibri" w:cs="Calibri" w:eastAsia="Calibri" w:hAnsi="Calibri"/>
         </w:rPr>
         <w:t xml:space="preserve">.</w:t>
       </w:r>
@@ -946,13 +937,13 @@
       </w:pPr>
       <w:r>
         <w:rPr>
-          <w:rFonts w:ascii="Arial" w:cs="Arial" w:eastAsia="Arial" w:hAnsi="Arial"/>
+          <w:rFonts w:ascii="Calibri" w:cs="Calibri" w:eastAsia="Calibri" w:hAnsi="Calibri"/>
         </w:rPr>
         <w:t xml:space="preserve">El reparto de responsabilidades </w:t>
       </w:r>
       <w:r>
         <w:rPr>
-          <w:rFonts w:ascii="Arial" w:cs="Arial" w:eastAsia="Arial" w:hAnsi="Arial"/>
+          <w:rFonts w:ascii="Calibri" w:cs="Calibri" w:eastAsia="Calibri" w:hAnsi="Calibri"/>
           <w:b/>
           <w:bCs/>
         </w:rPr>
@@ -960,7 +951,7 @@
       </w:r>
       <w:r>
         <w:rPr>
-          <w:rFonts w:ascii="Arial" w:cs="Arial" w:eastAsia="Arial" w:hAnsi="Arial"/>
+          <w:rFonts w:ascii="Calibri" w:cs="Calibri" w:eastAsia="Calibri" w:hAnsi="Calibri"/>
         </w:rPr>
         <w:t xml:space="preserve"> en la nube.</w:t>
       </w:r>
@@ -971,7 +962,7 @@
       </w:pPr>
       <w:r>
         <w:rPr>
-          <w:rFonts w:ascii="Arial" w:cs="Arial" w:eastAsia="Arial" w:hAnsi="Arial"/>
+          <w:rFonts w:ascii="Calibri" w:cs="Calibri" w:eastAsia="Calibri" w:hAnsi="Calibri"/>
           <w:b/>
           <w:bCs/>
         </w:rPr>
@@ -989,13 +980,13 @@
       </w:pPr>
       <w:r>
         <w:rPr>
-          <w:rFonts w:ascii="Arial" w:cs="Arial" w:eastAsia="Arial" w:hAnsi="Arial"/>
+          <w:rFonts w:ascii="Calibri" w:cs="Calibri" w:eastAsia="Calibri" w:hAnsi="Calibri"/>
         </w:rPr>
         <w:t xml:space="preserve">Con </w:t>
       </w:r>
       <w:r>
         <w:rPr>
-          <w:rFonts w:ascii="Arial" w:cs="Arial" w:eastAsia="Arial" w:hAnsi="Arial"/>
+          <w:rFonts w:ascii="Calibri" w:cs="Calibri" w:eastAsia="Calibri" w:hAnsi="Calibri"/>
           <w:b/>
           <w:bCs/>
         </w:rPr>
@@ -1003,13 +994,13 @@
       </w:r>
       <w:r>
         <w:rPr>
-          <w:rFonts w:ascii="Arial" w:cs="Arial" w:eastAsia="Arial" w:hAnsi="Arial"/>
+          <w:rFonts w:ascii="Calibri" w:cs="Calibri" w:eastAsia="Calibri" w:hAnsi="Calibri"/>
         </w:rPr>
         <w:t xml:space="preserve"> de la empresa bien definidas y con </w:t>
       </w:r>
       <w:r>
         <w:rPr>
-          <w:rFonts w:ascii="Arial" w:cs="Arial" w:eastAsia="Arial" w:hAnsi="Arial"/>
+          <w:rFonts w:ascii="Calibri" w:cs="Calibri" w:eastAsia="Calibri" w:hAnsi="Calibri"/>
           <w:b/>
           <w:bCs/>
         </w:rPr>
@@ -1017,7 +1008,7 @@
       </w:r>
       <w:r>
         <w:rPr>
-          <w:rFonts w:ascii="Arial" w:cs="Arial" w:eastAsia="Arial" w:hAnsi="Arial"/>
+          <w:rFonts w:ascii="Calibri" w:cs="Calibri" w:eastAsia="Calibri" w:hAnsi="Calibri"/>
         </w:rPr>
         <w:t xml:space="preserve">.</w:t>
       </w:r>
@@ -1028,7 +1019,7 @@
       </w:pPr>
       <w:r>
         <w:rPr>
-          <w:rFonts w:ascii="Arial" w:cs="Arial" w:eastAsia="Arial" w:hAnsi="Arial"/>
+          <w:rFonts w:ascii="Calibri" w:cs="Calibri" w:eastAsia="Calibri" w:hAnsi="Calibri"/>
           <w:b/>
           <w:bCs/>
         </w:rPr>
@@ -1046,13 +1037,13 @@
       </w:pPr>
       <w:r>
         <w:rPr>
-          <w:rFonts w:ascii="Arial" w:cs="Arial" w:eastAsia="Arial" w:hAnsi="Arial"/>
+          <w:rFonts w:ascii="Calibri" w:cs="Calibri" w:eastAsia="Calibri" w:hAnsi="Calibri"/>
         </w:rPr>
         <w:t xml:space="preserve">Los recursos se ven en </w:t>
       </w:r>
       <w:r>
         <w:rPr>
-          <w:rFonts w:ascii="Arial" w:cs="Arial" w:eastAsia="Arial" w:hAnsi="Arial"/>
+          <w:rFonts w:ascii="Calibri" w:cs="Calibri" w:eastAsia="Calibri" w:hAnsi="Calibri"/>
           <w:b/>
           <w:bCs/>
         </w:rPr>
@@ -1060,7 +1051,7 @@
       </w:r>
       <w:r>
         <w:rPr>
-          <w:rFonts w:ascii="Arial" w:cs="Arial" w:eastAsia="Arial" w:hAnsi="Arial"/>
+          <w:rFonts w:ascii="Calibri" w:cs="Calibri" w:eastAsia="Calibri" w:hAnsi="Calibri"/>
         </w:rPr>
         <w:t xml:space="preserve">: hardware, infraestructura, plataforma y aplicaciones.</w:t>
       </w:r>
@@ -1076,13 +1067,13 @@
       </w:pPr>
       <w:r>
         <w:rPr>
-          <w:rFonts w:ascii="Arial" w:cs="Arial" w:eastAsia="Arial" w:hAnsi="Arial"/>
+          <w:rFonts w:ascii="Calibri" w:cs="Calibri" w:eastAsia="Calibri" w:hAnsi="Calibri"/>
         </w:rPr>
         <w:t xml:space="preserve">A cada capa se le puede aplicar </w:t>
       </w:r>
       <w:r>
         <w:rPr>
-          <w:rFonts w:ascii="Arial" w:cs="Arial" w:eastAsia="Arial" w:hAnsi="Arial"/>
+          <w:rFonts w:ascii="Calibri" w:cs="Calibri" w:eastAsia="Calibri" w:hAnsi="Calibri"/>
           <w:b/>
           <w:bCs/>
         </w:rPr>
@@ -1090,7 +1081,7 @@
       </w:r>
       <w:r>
         <w:rPr>
-          <w:rFonts w:ascii="Arial" w:cs="Arial" w:eastAsia="Arial" w:hAnsi="Arial"/>
+          <w:rFonts w:ascii="Calibri" w:cs="Calibri" w:eastAsia="Calibri" w:hAnsi="Calibri"/>
         </w:rPr>
         <w:t xml:space="preserve">.</w:t>
       </w:r>
@@ -1106,7 +1097,7 @@
       </w:pPr>
       <w:r>
         <w:rPr>
-          <w:rFonts w:ascii="Arial" w:cs="Arial" w:eastAsia="Arial" w:hAnsi="Arial"/>
+          <w:rFonts w:ascii="Calibri" w:cs="Calibri" w:eastAsia="Calibri" w:hAnsi="Calibri"/>
           <w:b/>
           <w:bCs/>
         </w:rPr>
@@ -1114,13 +1105,13 @@
       </w:r>
       <w:r>
         <w:rPr>
-          <w:rFonts w:ascii="Arial" w:cs="Arial" w:eastAsia="Arial" w:hAnsi="Arial"/>
+          <w:rFonts w:ascii="Calibri" w:cs="Calibri" w:eastAsia="Calibri" w:hAnsi="Calibri"/>
         </w:rPr>
         <w:t xml:space="preserve"> usa topologías de red virtuales para correr </w:t>
       </w:r>
       <w:r>
         <w:rPr>
-          <w:rFonts w:ascii="Arial" w:cs="Arial" w:eastAsia="Arial" w:hAnsi="Arial"/>
+          <w:rFonts w:ascii="Calibri" w:cs="Calibri" w:eastAsia="Calibri" w:hAnsi="Calibri"/>
           <w:b/>
           <w:bCs/>
         </w:rPr>
@@ -1128,21 +1119,18 @@
       </w:r>
       <w:r>
         <w:rPr>
-          <w:rFonts w:ascii="Arial" w:cs="Arial" w:eastAsia="Arial" w:hAnsi="Arial"/>
+          <w:rFonts w:ascii="Calibri" w:cs="Calibri" w:eastAsia="Calibri" w:hAnsi="Calibri"/>
         </w:rPr>
         <w:t xml:space="preserve">, sin gastar más en hardware.</w:t>
       </w:r>
     </w:p>
     <w:p>
       <w:pPr>
-        <w:pBdr>
-          <w:bottom w:val="single" w:color="000000" w:sz="8" w:space="2"/>
-        </w:pBdr>
         <w:spacing w:after="120" w:before="280"/>
       </w:pPr>
       <w:r>
         <w:rPr>
-          <w:rFonts w:ascii="Arial" w:cs="Arial" w:eastAsia="Arial" w:hAnsi="Arial"/>
+          <w:rFonts w:ascii="Calibri" w:cs="Calibri" w:eastAsia="Calibri" w:hAnsi="Calibri"/>
           <w:b/>
           <w:bCs/>
         </w:rPr>
@@ -1160,13 +1148,13 @@
       </w:pPr>
       <w:r>
         <w:rPr>
-          <w:rFonts w:ascii="Arial" w:cs="Arial" w:eastAsia="Arial" w:hAnsi="Arial"/>
+          <w:rFonts w:ascii="Calibri" w:cs="Calibri" w:eastAsia="Calibri" w:hAnsi="Calibri"/>
         </w:rPr>
         <w:t xml:space="preserve">El </w:t>
       </w:r>
       <w:r>
         <w:rPr>
-          <w:rFonts w:ascii="Arial" w:cs="Arial" w:eastAsia="Arial" w:hAnsi="Arial"/>
+          <w:rFonts w:ascii="Calibri" w:cs="Calibri" w:eastAsia="Calibri" w:hAnsi="Calibri"/>
           <w:b/>
           <w:bCs/>
         </w:rPr>
@@ -1174,13 +1162,13 @@
       </w:r>
       <w:r>
         <w:rPr>
-          <w:rFonts w:ascii="Arial" w:cs="Arial" w:eastAsia="Arial" w:hAnsi="Arial"/>
+          <w:rFonts w:ascii="Calibri" w:cs="Calibri" w:eastAsia="Calibri" w:hAnsi="Calibri"/>
         </w:rPr>
         <w:t xml:space="preserve"> da orientación para crear e implementar aplicaciones de forma segura en entornos como </w:t>
       </w:r>
       <w:r>
         <w:rPr>
-          <w:rFonts w:ascii="Arial" w:cs="Arial" w:eastAsia="Arial" w:hAnsi="Arial"/>
+          <w:rFonts w:ascii="Calibri" w:cs="Calibri" w:eastAsia="Calibri" w:hAnsi="Calibri"/>
           <w:b/>
           <w:bCs/>
         </w:rPr>
@@ -1188,7 +1176,7 @@
       </w:r>
       <w:r>
         <w:rPr>
-          <w:rFonts w:ascii="Arial" w:cs="Arial" w:eastAsia="Arial" w:hAnsi="Arial"/>
+          <w:rFonts w:ascii="Calibri" w:cs="Calibri" w:eastAsia="Calibri" w:hAnsi="Calibri"/>
         </w:rPr>
         <w:t xml:space="preserve">.</w:t>
       </w:r>
@@ -1199,7 +1187,7 @@
       </w:pPr>
       <w:r>
         <w:rPr>
-          <w:rFonts w:ascii="Arial" w:cs="Arial" w:eastAsia="Arial" w:hAnsi="Arial"/>
+          <w:rFonts w:ascii="Calibri" w:cs="Calibri" w:eastAsia="Calibri" w:hAnsi="Calibri"/>
           <w:b/>
           <w:bCs/>
         </w:rPr>
@@ -1217,7 +1205,7 @@
       </w:pPr>
       <w:r>
         <w:rPr>
-          <w:rFonts w:ascii="Arial" w:cs="Arial" w:eastAsia="Arial" w:hAnsi="Arial"/>
+          <w:rFonts w:ascii="Calibri" w:cs="Calibri" w:eastAsia="Calibri" w:hAnsi="Calibri"/>
         </w:rPr>
         <w:t xml:space="preserve">Normalización</w:t>
       </w:r>
@@ -1233,7 +1221,7 @@
       </w:pPr>
       <w:r>
         <w:rPr>
-          <w:rFonts w:ascii="Arial" w:cs="Arial" w:eastAsia="Arial" w:hAnsi="Arial"/>
+          <w:rFonts w:ascii="Calibri" w:cs="Calibri" w:eastAsia="Calibri" w:hAnsi="Calibri"/>
         </w:rPr>
         <w:t xml:space="preserve">Stored procedure</w:t>
       </w:r>
@@ -1249,7 +1237,7 @@
       </w:pPr>
       <w:r>
         <w:rPr>
-          <w:rFonts w:ascii="Arial" w:cs="Arial" w:eastAsia="Arial" w:hAnsi="Arial"/>
+          <w:rFonts w:ascii="Calibri" w:cs="Calibri" w:eastAsia="Calibri" w:hAnsi="Calibri"/>
         </w:rPr>
         <w:t xml:space="preserve">Ofuscación y camuflaje</w:t>
       </w:r>
@@ -1265,7 +1253,7 @@
       </w:pPr>
       <w:r>
         <w:rPr>
-          <w:rFonts w:ascii="Arial" w:cs="Arial" w:eastAsia="Arial" w:hAnsi="Arial"/>
+          <w:rFonts w:ascii="Calibri" w:cs="Calibri" w:eastAsia="Calibri" w:hAnsi="Calibri"/>
         </w:rPr>
         <w:t xml:space="preserve">Reutilización de código y SDK</w:t>
       </w:r>
@@ -1276,7 +1264,7 @@
       </w:pPr>
       <w:r>
         <w:rPr>
-          <w:rFonts w:ascii="Arial" w:cs="Arial" w:eastAsia="Arial" w:hAnsi="Arial"/>
+          <w:rFonts w:ascii="Calibri" w:cs="Calibri" w:eastAsia="Calibri" w:hAnsi="Calibri"/>
           <w:b/>
           <w:bCs/>
         </w:rPr>
@@ -1294,13 +1282,13 @@
       </w:pPr>
       <w:r>
         <w:rPr>
-          <w:rFonts w:ascii="Arial" w:cs="Arial" w:eastAsia="Arial" w:hAnsi="Arial"/>
+          <w:rFonts w:ascii="Calibri" w:cs="Calibri" w:eastAsia="Calibri" w:hAnsi="Calibri"/>
         </w:rPr>
         <w:t xml:space="preserve">El </w:t>
       </w:r>
       <w:r>
         <w:rPr>
-          <w:rFonts w:ascii="Arial" w:cs="Arial" w:eastAsia="Arial" w:hAnsi="Arial"/>
+          <w:rFonts w:ascii="Calibri" w:cs="Calibri" w:eastAsia="Calibri" w:hAnsi="Calibri"/>
           <w:b/>
           <w:bCs/>
         </w:rPr>
@@ -1308,7 +1296,7 @@
       </w:r>
       <w:r>
         <w:rPr>
-          <w:rFonts w:ascii="Arial" w:cs="Arial" w:eastAsia="Arial" w:hAnsi="Arial"/>
+          <w:rFonts w:ascii="Calibri" w:cs="Calibri" w:eastAsia="Calibri" w:hAnsi="Calibri"/>
         </w:rPr>
         <w:t xml:space="preserve"> ayuda a mantener la integridad de la base de datos.</w:t>
       </w:r>
@@ -1324,13 +1312,13 @@
       </w:pPr>
       <w:r>
         <w:rPr>
-          <w:rFonts w:ascii="Arial" w:cs="Arial" w:eastAsia="Arial" w:hAnsi="Arial"/>
+          <w:rFonts w:ascii="Calibri" w:cs="Calibri" w:eastAsia="Calibri" w:hAnsi="Calibri"/>
         </w:rPr>
         <w:t xml:space="preserve">Las </w:t>
       </w:r>
       <w:r>
         <w:rPr>
-          <w:rFonts w:ascii="Arial" w:cs="Arial" w:eastAsia="Arial" w:hAnsi="Arial"/>
+          <w:rFonts w:ascii="Calibri" w:cs="Calibri" w:eastAsia="Calibri" w:hAnsi="Calibri"/>
           <w:b/>
           <w:bCs/>
         </w:rPr>
@@ -1338,7 +1326,7 @@
       </w:r>
       <w:r>
         <w:rPr>
-          <w:rFonts w:ascii="Arial" w:cs="Arial" w:eastAsia="Arial" w:hAnsi="Arial"/>
+          <w:rFonts w:ascii="Calibri" w:cs="Calibri" w:eastAsia="Calibri" w:hAnsi="Calibri"/>
         </w:rPr>
         <w:t xml:space="preserve"> garantizan la seguridad de las bases de datos verificando que los datos cumplan ciertas reglas al ingresarse en un campo.</w:t>
       </w:r>
@@ -1354,13 +1342,13 @@
       </w:pPr>
       <w:r>
         <w:rPr>
-          <w:rFonts w:ascii="Arial" w:cs="Arial" w:eastAsia="Arial" w:hAnsi="Arial"/>
+          <w:rFonts w:ascii="Calibri" w:cs="Calibri" w:eastAsia="Calibri" w:hAnsi="Calibri"/>
         </w:rPr>
         <w:t xml:space="preserve">Las </w:t>
       </w:r>
       <w:r>
         <w:rPr>
-          <w:rFonts w:ascii="Arial" w:cs="Arial" w:eastAsia="Arial" w:hAnsi="Arial"/>
+          <w:rFonts w:ascii="Calibri" w:cs="Calibri" w:eastAsia="Calibri" w:hAnsi="Calibri"/>
           <w:b/>
           <w:bCs/>
         </w:rPr>
@@ -1368,7 +1356,7 @@
       </w:r>
       <w:r>
         <w:rPr>
-          <w:rFonts w:ascii="Arial" w:cs="Arial" w:eastAsia="Arial" w:hAnsi="Arial"/>
+          <w:rFonts w:ascii="Calibri" w:cs="Calibri" w:eastAsia="Calibri" w:hAnsi="Calibri"/>
         </w:rPr>
         <w:t xml:space="preserve"> miden la consistencia de los datos en un archivo, imagen o registro para asegurar que no se hayan dañado.</w:t>
       </w:r>
@@ -1384,13 +1372,13 @@
       </w:pPr>
       <w:r>
         <w:rPr>
-          <w:rFonts w:ascii="Arial" w:cs="Arial" w:eastAsia="Arial" w:hAnsi="Arial"/>
+          <w:rFonts w:ascii="Calibri" w:cs="Calibri" w:eastAsia="Calibri" w:hAnsi="Calibri"/>
         </w:rPr>
         <w:t xml:space="preserve">Un </w:t>
       </w:r>
       <w:r>
         <w:rPr>
-          <w:rFonts w:ascii="Arial" w:cs="Arial" w:eastAsia="Arial" w:hAnsi="Arial"/>
+          <w:rFonts w:ascii="Calibri" w:cs="Calibri" w:eastAsia="Calibri" w:hAnsi="Calibri"/>
           <w:b/>
           <w:bCs/>
         </w:rPr>
@@ -1398,21 +1386,18 @@
       </w:r>
       <w:r>
         <w:rPr>
-          <w:rFonts w:ascii="Arial" w:cs="Arial" w:eastAsia="Arial" w:hAnsi="Arial"/>
+          <w:rFonts w:ascii="Calibri" w:cs="Calibri" w:eastAsia="Calibri" w:hAnsi="Calibri"/>
         </w:rPr>
         <w:t xml:space="preserve"> es un ejemplo de función de hash.</w:t>
       </w:r>
     </w:p>
     <w:p>
       <w:pPr>
-        <w:pBdr>
-          <w:bottom w:val="single" w:color="000000" w:sz="8" w:space="2"/>
-        </w:pBdr>
         <w:spacing w:after="120" w:before="280"/>
       </w:pPr>
       <w:r>
         <w:rPr>
-          <w:rFonts w:ascii="Arial" w:cs="Arial" w:eastAsia="Arial" w:hAnsi="Arial"/>
+          <w:rFonts w:ascii="Calibri" w:cs="Calibri" w:eastAsia="Calibri" w:hAnsi="Calibri"/>
           <w:b/>
           <w:bCs/>
         </w:rPr>
@@ -1430,13 +1415,13 @@
       </w:pPr>
       <w:r>
         <w:rPr>
-          <w:rFonts w:ascii="Arial" w:cs="Arial" w:eastAsia="Arial" w:hAnsi="Arial"/>
+          <w:rFonts w:ascii="Calibri" w:cs="Calibri" w:eastAsia="Calibri" w:hAnsi="Calibri"/>
         </w:rPr>
         <w:t xml:space="preserve">El </w:t>
       </w:r>
       <w:r>
         <w:rPr>
-          <w:rFonts w:ascii="Arial" w:cs="Arial" w:eastAsia="Arial" w:hAnsi="Arial"/>
+          <w:rFonts w:ascii="Calibri" w:cs="Calibri" w:eastAsia="Calibri" w:hAnsi="Calibri"/>
           <w:b/>
           <w:bCs/>
         </w:rPr>
@@ -1444,13 +1429,13 @@
       </w:r>
       <w:r>
         <w:rPr>
-          <w:rFonts w:ascii="Arial" w:cs="Arial" w:eastAsia="Arial" w:hAnsi="Arial"/>
+          <w:rFonts w:ascii="Calibri" w:cs="Calibri" w:eastAsia="Calibri" w:hAnsi="Calibri"/>
         </w:rPr>
         <w:t xml:space="preserve"> describe los controles de seguridad de los datos en sí. Los más importantes son el </w:t>
       </w:r>
       <w:r>
         <w:rPr>
-          <w:rFonts w:ascii="Arial" w:cs="Arial" w:eastAsia="Arial" w:hAnsi="Arial"/>
+          <w:rFonts w:ascii="Calibri" w:cs="Calibri" w:eastAsia="Calibri" w:hAnsi="Calibri"/>
           <w:b/>
           <w:bCs/>
         </w:rPr>
@@ -1458,13 +1443,13 @@
       </w:r>
       <w:r>
         <w:rPr>
-          <w:rFonts w:ascii="Arial" w:cs="Arial" w:eastAsia="Arial" w:hAnsi="Arial"/>
+          <w:rFonts w:ascii="Calibri" w:cs="Calibri" w:eastAsia="Calibri" w:hAnsi="Calibri"/>
         </w:rPr>
         <w:t xml:space="preserve"> y el </w:t>
       </w:r>
       <w:r>
         <w:rPr>
-          <w:rFonts w:ascii="Arial" w:cs="Arial" w:eastAsia="Arial" w:hAnsi="Arial"/>
+          <w:rFonts w:ascii="Calibri" w:cs="Calibri" w:eastAsia="Calibri" w:hAnsi="Calibri"/>
           <w:b/>
           <w:bCs/>
         </w:rPr>
@@ -1472,7 +1457,7 @@
       </w:r>
       <w:r>
         <w:rPr>
-          <w:rFonts w:ascii="Arial" w:cs="Arial" w:eastAsia="Arial" w:hAnsi="Arial"/>
+          <w:rFonts w:ascii="Calibri" w:cs="Calibri" w:eastAsia="Calibri" w:hAnsi="Calibri"/>
         </w:rPr>
         <w:t xml:space="preserve">.</w:t>
       </w:r>
@@ -1483,7 +1468,7 @@
       </w:pPr>
       <w:r>
         <w:rPr>
-          <w:rFonts w:ascii="Arial" w:cs="Arial" w:eastAsia="Arial" w:hAnsi="Arial"/>
+          <w:rFonts w:ascii="Calibri" w:cs="Calibri" w:eastAsia="Calibri" w:hAnsi="Calibri"/>
           <w:b/>
           <w:bCs/>
         </w:rPr>
@@ -1501,7 +1486,7 @@
       </w:pPr>
       <w:r>
         <w:rPr>
-          <w:rFonts w:ascii="Arial" w:cs="Arial" w:eastAsia="Arial" w:hAnsi="Arial"/>
+          <w:rFonts w:ascii="Calibri" w:cs="Calibri" w:eastAsia="Calibri" w:hAnsi="Calibri"/>
           <w:b/>
           <w:bCs/>
         </w:rPr>
@@ -1519,7 +1504,7 @@
       </w:pPr>
       <w:r>
         <w:rPr>
-          <w:rFonts w:ascii="Arial" w:cs="Arial" w:eastAsia="Arial" w:hAnsi="Arial"/>
+          <w:rFonts w:ascii="Calibri" w:cs="Calibri" w:eastAsia="Calibri" w:hAnsi="Calibri"/>
           <w:b/>
           <w:bCs/>
         </w:rPr>
@@ -1537,7 +1522,7 @@
       </w:pPr>
       <w:r>
         <w:rPr>
-          <w:rFonts w:ascii="Arial" w:cs="Arial" w:eastAsia="Arial" w:hAnsi="Arial"/>
+          <w:rFonts w:ascii="Calibri" w:cs="Calibri" w:eastAsia="Calibri" w:hAnsi="Calibri"/>
           <w:b/>
           <w:bCs/>
         </w:rPr>
@@ -1550,7 +1535,7 @@
       </w:pPr>
       <w:r>
         <w:rPr>
-          <w:rFonts w:ascii="Arial" w:cs="Arial" w:eastAsia="Arial" w:hAnsi="Arial"/>
+          <w:rFonts w:ascii="Calibri" w:cs="Calibri" w:eastAsia="Calibri" w:hAnsi="Calibri"/>
           <w:b/>
           <w:bCs/>
         </w:rPr>
@@ -1568,13 +1553,13 @@
       </w:pPr>
       <w:r>
         <w:rPr>
-          <w:rFonts w:ascii="Arial" w:cs="Arial" w:eastAsia="Arial" w:hAnsi="Arial"/>
+          <w:rFonts w:ascii="Calibri" w:cs="Calibri" w:eastAsia="Calibri" w:hAnsi="Calibri"/>
         </w:rPr>
         <w:t xml:space="preserve">Es la ciencia de </w:t>
       </w:r>
       <w:r>
         <w:rPr>
-          <w:rFonts w:ascii="Arial" w:cs="Arial" w:eastAsia="Arial" w:hAnsi="Arial"/>
+          <w:rFonts w:ascii="Calibri" w:cs="Calibri" w:eastAsia="Calibri" w:hAnsi="Calibri"/>
           <w:b/>
           <w:bCs/>
         </w:rPr>
@@ -1582,7 +1567,7 @@
       </w:r>
       <w:r>
         <w:rPr>
-          <w:rFonts w:ascii="Arial" w:cs="Arial" w:eastAsia="Arial" w:hAnsi="Arial"/>
+          <w:rFonts w:ascii="Calibri" w:cs="Calibri" w:eastAsia="Calibri" w:hAnsi="Calibri"/>
         </w:rPr>
         <w:t xml:space="preserve">.</w:t>
       </w:r>
@@ -1598,13 +1583,13 @@
       </w:pPr>
       <w:r>
         <w:rPr>
-          <w:rFonts w:ascii="Arial" w:cs="Arial" w:eastAsia="Arial" w:hAnsi="Arial"/>
+          <w:rFonts w:ascii="Calibri" w:cs="Calibri" w:eastAsia="Calibri" w:hAnsi="Calibri"/>
         </w:rPr>
         <w:t xml:space="preserve">Dos clases de algoritmos de cifrado: </w:t>
       </w:r>
       <w:r>
         <w:rPr>
-          <w:rFonts w:ascii="Arial" w:cs="Arial" w:eastAsia="Arial" w:hAnsi="Arial"/>
+          <w:rFonts w:ascii="Calibri" w:cs="Calibri" w:eastAsia="Calibri" w:hAnsi="Calibri"/>
           <w:b/>
           <w:bCs/>
         </w:rPr>
@@ -1612,13 +1597,13 @@
       </w:r>
       <w:r>
         <w:rPr>
-          <w:rFonts w:ascii="Arial" w:cs="Arial" w:eastAsia="Arial" w:hAnsi="Arial"/>
+          <w:rFonts w:ascii="Calibri" w:cs="Calibri" w:eastAsia="Calibri" w:hAnsi="Calibri"/>
         </w:rPr>
         <w:t xml:space="preserve"> y </w:t>
       </w:r>
       <w:r>
         <w:rPr>
-          <w:rFonts w:ascii="Arial" w:cs="Arial" w:eastAsia="Arial" w:hAnsi="Arial"/>
+          <w:rFonts w:ascii="Calibri" w:cs="Calibri" w:eastAsia="Calibri" w:hAnsi="Calibri"/>
           <w:b/>
           <w:bCs/>
         </w:rPr>
@@ -1626,7 +1611,7 @@
       </w:r>
       <w:r>
         <w:rPr>
-          <w:rFonts w:ascii="Arial" w:cs="Arial" w:eastAsia="Arial" w:hAnsi="Arial"/>
+          <w:rFonts w:ascii="Calibri" w:cs="Calibri" w:eastAsia="Calibri" w:hAnsi="Calibri"/>
         </w:rPr>
         <w:t xml:space="preserve">.</w:t>
       </w:r>
@@ -1637,7 +1622,7 @@
       </w:pPr>
       <w:r>
         <w:rPr>
-          <w:rFonts w:ascii="Arial" w:cs="Arial" w:eastAsia="Arial" w:hAnsi="Arial"/>
+          <w:rFonts w:ascii="Calibri" w:cs="Calibri" w:eastAsia="Calibri" w:hAnsi="Calibri"/>
           <w:b/>
           <w:bCs/>
         </w:rPr>
@@ -1655,13 +1640,13 @@
       </w:pPr>
       <w:r>
         <w:rPr>
-          <w:rFonts w:ascii="Arial" w:cs="Arial" w:eastAsia="Arial" w:hAnsi="Arial"/>
+          <w:rFonts w:ascii="Calibri" w:cs="Calibri" w:eastAsia="Calibri" w:hAnsi="Calibri"/>
         </w:rPr>
         <w:t xml:space="preserve">Herramienta que garantiza la </w:t>
       </w:r>
       <w:r>
         <w:rPr>
-          <w:rFonts w:ascii="Arial" w:cs="Arial" w:eastAsia="Arial" w:hAnsi="Arial"/>
+          <w:rFonts w:ascii="Calibri" w:cs="Calibri" w:eastAsia="Calibri" w:hAnsi="Calibri"/>
           <w:b/>
           <w:bCs/>
         </w:rPr>
@@ -1669,7 +1654,7 @@
       </w:r>
       <w:r>
         <w:rPr>
-          <w:rFonts w:ascii="Arial" w:cs="Arial" w:eastAsia="Arial" w:hAnsi="Arial"/>
+          <w:rFonts w:ascii="Calibri" w:cs="Calibri" w:eastAsia="Calibri" w:hAnsi="Calibri"/>
         </w:rPr>
         <w:t xml:space="preserve"> de los datos.</w:t>
       </w:r>
@@ -1685,13 +1670,13 @@
       </w:pPr>
       <w:r>
         <w:rPr>
-          <w:rFonts w:ascii="Arial" w:cs="Arial" w:eastAsia="Arial" w:hAnsi="Arial"/>
+          <w:rFonts w:ascii="Calibri" w:cs="Calibri" w:eastAsia="Calibri" w:hAnsi="Calibri"/>
         </w:rPr>
         <w:t xml:space="preserve">Toma datos binarios (el mensaje) y produce una representación de </w:t>
       </w:r>
       <w:r>
         <w:rPr>
-          <w:rFonts w:ascii="Arial" w:cs="Arial" w:eastAsia="Arial" w:hAnsi="Arial"/>
+          <w:rFonts w:ascii="Calibri" w:cs="Calibri" w:eastAsia="Calibri" w:hAnsi="Calibri"/>
           <w:b/>
           <w:bCs/>
         </w:rPr>
@@ -1699,13 +1684,13 @@
       </w:r>
       <w:r>
         <w:rPr>
-          <w:rFonts w:ascii="Arial" w:cs="Arial" w:eastAsia="Arial" w:hAnsi="Arial"/>
+          <w:rFonts w:ascii="Calibri" w:cs="Calibri" w:eastAsia="Calibri" w:hAnsi="Calibri"/>
         </w:rPr>
         <w:t xml:space="preserve"> llamada </w:t>
       </w:r>
       <w:r>
         <w:rPr>
-          <w:rFonts w:ascii="Arial" w:cs="Arial" w:eastAsia="Arial" w:hAnsi="Arial"/>
+          <w:rFonts w:ascii="Calibri" w:cs="Calibri" w:eastAsia="Calibri" w:hAnsi="Calibri"/>
           <w:b/>
           <w:bCs/>
         </w:rPr>
@@ -1713,7 +1698,7 @@
       </w:r>
       <w:r>
         <w:rPr>
-          <w:rFonts w:ascii="Arial" w:cs="Arial" w:eastAsia="Arial" w:hAnsi="Arial"/>
+          <w:rFonts w:ascii="Calibri" w:cs="Calibri" w:eastAsia="Calibri" w:hAnsi="Calibri"/>
         </w:rPr>
         <w:t xml:space="preserve"> (resumen del mensaje).</w:t>
       </w:r>
@@ -1729,13 +1714,13 @@
       </w:pPr>
       <w:r>
         <w:rPr>
-          <w:rFonts w:ascii="Arial" w:cs="Arial" w:eastAsia="Arial" w:hAnsi="Arial"/>
+          <w:rFonts w:ascii="Calibri" w:cs="Calibri" w:eastAsia="Calibri" w:hAnsi="Calibri"/>
         </w:rPr>
         <w:t xml:space="preserve">La </w:t>
       </w:r>
       <w:r>
         <w:rPr>
-          <w:rFonts w:ascii="Arial" w:cs="Arial" w:eastAsia="Arial" w:hAnsi="Arial"/>
+          <w:rFonts w:ascii="Calibri" w:cs="Calibri" w:eastAsia="Calibri" w:hAnsi="Calibri"/>
           <w:b/>
           <w:bCs/>
         </w:rPr>
@@ -1743,21 +1728,18 @@
       </w:r>
       <w:r>
         <w:rPr>
-          <w:rFonts w:ascii="Arial" w:cs="Arial" w:eastAsia="Arial" w:hAnsi="Arial"/>
+          <w:rFonts w:ascii="Calibri" w:cs="Calibri" w:eastAsia="Calibri" w:hAnsi="Calibri"/>
         </w:rPr>
         <w:t xml:space="preserve"> garantiza que los datos estén completos e inalterados al momento de adquirirlos.</w:t>
       </w:r>
     </w:p>
     <w:p>
       <w:pPr>
-        <w:pBdr>
-          <w:bottom w:val="single" w:color="000000" w:sz="8" w:space="2"/>
-        </w:pBdr>
         <w:spacing w:after="120" w:before="280"/>
       </w:pPr>
       <w:r>
         <w:rPr>
-          <w:rFonts w:ascii="Arial" w:cs="Arial" w:eastAsia="Arial" w:hAnsi="Arial"/>
+          <w:rFonts w:ascii="Calibri" w:cs="Calibri" w:eastAsia="Calibri" w:hAnsi="Calibri"/>
           <w:b/>
           <w:bCs/>
         </w:rPr>
@@ -1770,7 +1752,7 @@
       </w:pPr>
       <w:r>
         <w:rPr>
-          <w:rFonts w:ascii="Arial" w:cs="Arial" w:eastAsia="Arial" w:hAnsi="Arial"/>
+          <w:rFonts w:ascii="Calibri" w:cs="Calibri" w:eastAsia="Calibri" w:hAnsi="Calibri"/>
           <w:b/>
           <w:bCs/>
         </w:rPr>
@@ -1788,13 +1770,13 @@
       </w:pPr>
       <w:r>
         <w:rPr>
-          <w:rFonts w:ascii="Arial" w:cs="Arial" w:eastAsia="Arial" w:hAnsi="Arial"/>
+          <w:rFonts w:ascii="Calibri" w:cs="Calibri" w:eastAsia="Calibri" w:hAnsi="Calibri"/>
         </w:rPr>
         <w:t xml:space="preserve">Planificar la </w:t>
       </w:r>
       <w:r>
         <w:rPr>
-          <w:rFonts w:ascii="Arial" w:cs="Arial" w:eastAsia="Arial" w:hAnsi="Arial"/>
+          <w:rFonts w:ascii="Calibri" w:cs="Calibri" w:eastAsia="Calibri" w:hAnsi="Calibri"/>
           <w:b/>
           <w:bCs/>
         </w:rPr>
@@ -1802,7 +1784,7 @@
       </w:r>
       <w:r>
         <w:rPr>
-          <w:rFonts w:ascii="Arial" w:cs="Arial" w:eastAsia="Arial" w:hAnsi="Arial"/>
+          <w:rFonts w:ascii="Calibri" w:cs="Calibri" w:eastAsia="Calibri" w:hAnsi="Calibri"/>
         </w:rPr>
         <w:t xml:space="preserve">.</w:t>
       </w:r>
@@ -1818,7 +1800,7 @@
       </w:pPr>
       <w:r>
         <w:rPr>
-          <w:rFonts w:ascii="Arial" w:cs="Arial" w:eastAsia="Arial" w:hAnsi="Arial"/>
+          <w:rFonts w:ascii="Calibri" w:cs="Calibri" w:eastAsia="Calibri" w:hAnsi="Calibri"/>
           <w:b/>
           <w:bCs/>
         </w:rPr>
@@ -1826,7 +1808,7 @@
       </w:r>
       <w:r>
         <w:rPr>
-          <w:rFonts w:ascii="Arial" w:cs="Arial" w:eastAsia="Arial" w:hAnsi="Arial"/>
+          <w:rFonts w:ascii="Calibri" w:cs="Calibri" w:eastAsia="Calibri" w:hAnsi="Calibri"/>
         </w:rPr>
         <w:t xml:space="preserve"> los puertos y servicios innecesarios.</w:t>
       </w:r>
@@ -1842,13 +1824,13 @@
       </w:pPr>
       <w:r>
         <w:rPr>
-          <w:rFonts w:ascii="Arial" w:cs="Arial" w:eastAsia="Arial" w:hAnsi="Arial"/>
+          <w:rFonts w:ascii="Calibri" w:cs="Calibri" w:eastAsia="Calibri" w:hAnsi="Calibri"/>
         </w:rPr>
         <w:t xml:space="preserve">Aplicar </w:t>
       </w:r>
       <w:r>
         <w:rPr>
-          <w:rFonts w:ascii="Arial" w:cs="Arial" w:eastAsia="Arial" w:hAnsi="Arial"/>
+          <w:rFonts w:ascii="Calibri" w:cs="Calibri" w:eastAsia="Calibri" w:hAnsi="Calibri"/>
           <w:b/>
           <w:bCs/>
         </w:rPr>
@@ -1856,7 +1838,7 @@
       </w:r>
       <w:r>
         <w:rPr>
-          <w:rFonts w:ascii="Arial" w:cs="Arial" w:eastAsia="Arial" w:hAnsi="Arial"/>
+          <w:rFonts w:ascii="Calibri" w:cs="Calibri" w:eastAsia="Calibri" w:hAnsi="Calibri"/>
         </w:rPr>
         <w:t xml:space="preserve">.</w:t>
       </w:r>
@@ -1872,13 +1854,13 @@
       </w:pPr>
       <w:r>
         <w:rPr>
-          <w:rFonts w:ascii="Arial" w:cs="Arial" w:eastAsia="Arial" w:hAnsi="Arial"/>
+          <w:rFonts w:ascii="Calibri" w:cs="Calibri" w:eastAsia="Calibri" w:hAnsi="Calibri"/>
         </w:rPr>
         <w:t xml:space="preserve">Instalar </w:t>
       </w:r>
       <w:r>
         <w:rPr>
-          <w:rFonts w:ascii="Arial" w:cs="Arial" w:eastAsia="Arial" w:hAnsi="Arial"/>
+          <w:rFonts w:ascii="Calibri" w:cs="Calibri" w:eastAsia="Calibri" w:hAnsi="Calibri"/>
           <w:b/>
           <w:bCs/>
         </w:rPr>
@@ -1886,7 +1868,7 @@
       </w:r>
       <w:r>
         <w:rPr>
-          <w:rFonts w:ascii="Arial" w:cs="Arial" w:eastAsia="Arial" w:hAnsi="Arial"/>
+          <w:rFonts w:ascii="Calibri" w:cs="Calibri" w:eastAsia="Calibri" w:hAnsi="Calibri"/>
         </w:rPr>
         <w:t xml:space="preserve"> y mantenerlo actualizado.</w:t>
       </w:r>
@@ -1902,13 +1884,13 @@
       </w:pPr>
       <w:r>
         <w:rPr>
-          <w:rFonts w:ascii="Arial" w:cs="Arial" w:eastAsia="Arial" w:hAnsi="Arial"/>
+          <w:rFonts w:ascii="Calibri" w:cs="Calibri" w:eastAsia="Calibri" w:hAnsi="Calibri"/>
         </w:rPr>
         <w:t xml:space="preserve">Instalar </w:t>
       </w:r>
       <w:r>
         <w:rPr>
-          <w:rFonts w:ascii="Arial" w:cs="Arial" w:eastAsia="Arial" w:hAnsi="Arial"/>
+          <w:rFonts w:ascii="Calibri" w:cs="Calibri" w:eastAsia="Calibri" w:hAnsi="Calibri"/>
           <w:b/>
           <w:bCs/>
         </w:rPr>
@@ -1916,13 +1898,13 @@
       </w:r>
       <w:r>
         <w:rPr>
-          <w:rFonts w:ascii="Arial" w:cs="Arial" w:eastAsia="Arial" w:hAnsi="Arial"/>
+          <w:rFonts w:ascii="Calibri" w:cs="Calibri" w:eastAsia="Calibri" w:hAnsi="Calibri"/>
         </w:rPr>
         <w:t xml:space="preserve"> e </w:t>
       </w:r>
       <w:r>
         <w:rPr>
-          <w:rFonts w:ascii="Arial" w:cs="Arial" w:eastAsia="Arial" w:hAnsi="Arial"/>
+          <w:rFonts w:ascii="Calibri" w:cs="Calibri" w:eastAsia="Calibri" w:hAnsi="Calibri"/>
           <w:b/>
           <w:bCs/>
         </w:rPr>
@@ -1930,7 +1912,7 @@
       </w:r>
       <w:r>
         <w:rPr>
-          <w:rFonts w:ascii="Arial" w:cs="Arial" w:eastAsia="Arial" w:hAnsi="Arial"/>
+          <w:rFonts w:ascii="Calibri" w:cs="Calibri" w:eastAsia="Calibri" w:hAnsi="Calibri"/>
         </w:rPr>
         <w:t xml:space="preserve">.</w:t>
       </w:r>
@@ -1941,7 +1923,7 @@
       </w:pPr>
       <w:r>
         <w:rPr>
-          <w:rFonts w:ascii="Arial" w:cs="Arial" w:eastAsia="Arial" w:hAnsi="Arial"/>
+          <w:rFonts w:ascii="Calibri" w:cs="Calibri" w:eastAsia="Calibri" w:hAnsi="Calibri"/>
           <w:b/>
           <w:bCs/>
         </w:rPr>
@@ -1959,13 +1941,13 @@
       </w:pPr>
       <w:r>
         <w:rPr>
-          <w:rFonts w:ascii="Arial" w:cs="Arial" w:eastAsia="Arial" w:hAnsi="Arial"/>
+          <w:rFonts w:ascii="Calibri" w:cs="Calibri" w:eastAsia="Calibri" w:hAnsi="Calibri"/>
         </w:rPr>
         <w:t xml:space="preserve">Pasa cuando una organización tiene </w:t>
       </w:r>
       <w:r>
         <w:rPr>
-          <w:rFonts w:ascii="Arial" w:cs="Arial" w:eastAsia="Arial" w:hAnsi="Arial"/>
+          <w:rFonts w:ascii="Calibri" w:cs="Calibri" w:eastAsia="Calibri" w:hAnsi="Calibri"/>
           <w:b/>
           <w:bCs/>
         </w:rPr>
@@ -1973,7 +1955,7 @@
       </w:r>
       <w:r>
         <w:rPr>
-          <w:rFonts w:ascii="Arial" w:cs="Arial" w:eastAsia="Arial" w:hAnsi="Arial"/>
+          <w:rFonts w:ascii="Calibri" w:cs="Calibri" w:eastAsia="Calibri" w:hAnsi="Calibri"/>
         </w:rPr>
         <w:t xml:space="preserve">.</w:t>
       </w:r>
@@ -1989,13 +1971,13 @@
       </w:pPr>
       <w:r>
         <w:rPr>
-          <w:rFonts w:ascii="Arial" w:cs="Arial" w:eastAsia="Arial" w:hAnsi="Arial"/>
+          <w:rFonts w:ascii="Calibri" w:cs="Calibri" w:eastAsia="Calibri" w:hAnsi="Calibri"/>
         </w:rPr>
         <w:t xml:space="preserve">Puede que algunas ya no se usen, pero se dejan </w:t>
       </w:r>
       <w:r>
         <w:rPr>
-          <w:rFonts w:ascii="Arial" w:cs="Arial" w:eastAsia="Arial" w:hAnsi="Arial"/>
+          <w:rFonts w:ascii="Calibri" w:cs="Calibri" w:eastAsia="Calibri" w:hAnsi="Calibri"/>
           <w:b/>
           <w:bCs/>
         </w:rPr>
@@ -2003,7 +1985,7 @@
       </w:r>
       <w:r>
         <w:rPr>
-          <w:rFonts w:ascii="Arial" w:cs="Arial" w:eastAsia="Arial" w:hAnsi="Arial"/>
+          <w:rFonts w:ascii="Calibri" w:cs="Calibri" w:eastAsia="Calibri" w:hAnsi="Calibri"/>
         </w:rPr>
         <w:t xml:space="preserve">.</w:t>
       </w:r>
@@ -2019,13 +2001,13 @@
       </w:pPr>
       <w:r>
         <w:rPr>
-          <w:rFonts w:ascii="Arial" w:cs="Arial" w:eastAsia="Arial" w:hAnsi="Arial"/>
+          <w:rFonts w:ascii="Calibri" w:cs="Calibri" w:eastAsia="Calibri" w:hAnsi="Calibri"/>
         </w:rPr>
         <w:t xml:space="preserve">Si no se </w:t>
       </w:r>
       <w:r>
         <w:rPr>
-          <w:rFonts w:ascii="Arial" w:cs="Arial" w:eastAsia="Arial" w:hAnsi="Arial"/>
+          <w:rFonts w:ascii="Calibri" w:cs="Calibri" w:eastAsia="Calibri" w:hAnsi="Calibri"/>
           <w:b/>
           <w:bCs/>
         </w:rPr>
@@ -2033,13 +2015,13 @@
       </w:r>
       <w:r>
         <w:rPr>
-          <w:rFonts w:ascii="Arial" w:cs="Arial" w:eastAsia="Arial" w:hAnsi="Arial"/>
+          <w:rFonts w:ascii="Calibri" w:cs="Calibri" w:eastAsia="Calibri" w:hAnsi="Calibri"/>
         </w:rPr>
         <w:t xml:space="preserve">, se quedan </w:t>
       </w:r>
       <w:r>
         <w:rPr>
-          <w:rFonts w:ascii="Arial" w:cs="Arial" w:eastAsia="Arial" w:hAnsi="Arial"/>
+          <w:rFonts w:ascii="Calibri" w:cs="Calibri" w:eastAsia="Calibri" w:hAnsi="Calibri"/>
           <w:b/>
           <w:bCs/>
         </w:rPr>
@@ -2047,13 +2029,13 @@
       </w:r>
       <w:r>
         <w:rPr>
-          <w:rFonts w:ascii="Arial" w:cs="Arial" w:eastAsia="Arial" w:hAnsi="Arial"/>
+          <w:rFonts w:ascii="Calibri" w:cs="Calibri" w:eastAsia="Calibri" w:hAnsi="Calibri"/>
         </w:rPr>
         <w:t xml:space="preserve"> y quedan </w:t>
       </w:r>
       <w:r>
         <w:rPr>
-          <w:rFonts w:ascii="Arial" w:cs="Arial" w:eastAsia="Arial" w:hAnsi="Arial"/>
+          <w:rFonts w:ascii="Calibri" w:cs="Calibri" w:eastAsia="Calibri" w:hAnsi="Calibri"/>
           <w:b/>
           <w:bCs/>
         </w:rPr>
@@ -2061,7 +2043,7 @@
       </w:r>
       <w:r>
         <w:rPr>
-          <w:rFonts w:ascii="Arial" w:cs="Arial" w:eastAsia="Arial" w:hAnsi="Arial"/>
+          <w:rFonts w:ascii="Calibri" w:cs="Calibri" w:eastAsia="Calibri" w:hAnsi="Calibri"/>
         </w:rPr>
         <w:t xml:space="preserve">.</w:t>
       </w:r>
@@ -2281,7 +2263,7 @@
   <w:docDefaults>
     <w:rPrDefault>
       <w:rPr>
-        <w:rFonts w:ascii="Arial" w:cs="Arial" w:eastAsia="Arial" w:hAnsi="Arial"/>
+        <w:rFonts w:ascii="Calibri" w:cs="Calibri" w:eastAsia="Calibri" w:hAnsi="Calibri"/>
         <w:sz w:val="24"/>
         <w:szCs w:val="24"/>
       </w:rPr>
@@ -2468,7 +2450,7 @@
       <w:outlineLvl w:val="0"/>
     </w:pPr>
     <w:rPr>
-      <w:rFonts w:ascii="Arial" w:cs="Arial" w:eastAsia="Arial" w:hAnsi="Arial"/>
+      <w:rFonts w:ascii="Calibri" w:cs="Calibri" w:eastAsia="Calibri" w:hAnsi="Calibri"/>
       <w:b/>
       <w:bCs/>
       <w:color w:val="000000"/>
@@ -2485,7 +2467,7 @@
       <w:outlineLvl w:val="2"/>
     </w:pPr>
     <w:rPr>
-      <w:rFonts w:ascii="Arial" w:cs="Arial" w:eastAsia="Arial" w:hAnsi="Arial"/>
+      <w:rFonts w:ascii="Calibri" w:cs="Calibri" w:eastAsia="Calibri" w:hAnsi="Calibri"/>
       <w:b/>
       <w:bCs/>
       <w:color w:val="000000"/>
